--- a/2026INJ_NTxx_0514r18_確認.docx
+++ b/2026INJ_NTxx_0514r18_確認.docx
@@ -346,7 +346,6 @@
         <w:rPr>
           <w:b/>
           <w:bCs/>
-          <w:color w:val="000000"/>
           <w:sz w:val="34"/>
           <w:szCs w:val="34"/>
         </w:rPr>
@@ -356,7 +355,6 @@
           <w:rFonts w:hint="eastAsia"/>
           <w:b/>
           <w:bCs/>
-          <w:color w:val="000000"/>
           <w:sz w:val="34"/>
           <w:szCs w:val="34"/>
         </w:rPr>
@@ -369,7 +367,6 @@
         <w:rPr>
           <w:b/>
           <w:bCs/>
-          <w:color w:val="000000"/>
           <w:sz w:val="34"/>
           <w:szCs w:val="34"/>
         </w:rPr>
@@ -379,7 +376,6 @@
           <w:rFonts w:hint="eastAsia"/>
           <w:b/>
           <w:bCs/>
-          <w:color w:val="000000"/>
           <w:sz w:val="34"/>
           <w:szCs w:val="34"/>
         </w:rPr>
@@ -412,7 +408,6 @@
       </w:pPr>
       <w:r>
         <w:rPr>
-          <w:color w:val="231916"/>
           <w:w w:val="105"/>
           <w:szCs w:val="19"/>
         </w:rPr>
@@ -421,7 +416,6 @@
       <w:r>
         <w:rPr>
           <w:rFonts w:hint="eastAsia"/>
-          <w:color w:val="231916"/>
           <w:w w:val="105"/>
           <w:szCs w:val="19"/>
         </w:rPr>
@@ -430,7 +424,6 @@
       <w:r>
         <w:rPr>
           <w:rFonts w:hint="eastAsia"/>
-          <w:color w:val="231916"/>
           <w:w w:val="105"/>
           <w:szCs w:val="19"/>
         </w:rPr>
@@ -440,7 +433,6 @@
       <w:r>
         <w:rPr>
           <w:rFonts w:hint="eastAsia"/>
-          <w:color w:val="231916"/>
           <w:w w:val="105"/>
           <w:szCs w:val="19"/>
         </w:rPr>
@@ -448,7 +440,6 @@
       </w:r>
       <w:r>
         <w:rPr>
-          <w:color w:val="231916"/>
           <w:w w:val="105"/>
           <w:szCs w:val="19"/>
         </w:rPr>
@@ -457,7 +448,6 @@
       <w:proofErr w:type="spellEnd"/>
       <w:r>
         <w:rPr>
-          <w:color w:val="231916"/>
           <w:w w:val="105"/>
           <w:szCs w:val="19"/>
         </w:rPr>
@@ -466,7 +456,6 @@
       <w:r>
         <w:rPr>
           <w:rFonts w:hint="eastAsia"/>
-          <w:color w:val="231916"/>
           <w:w w:val="105"/>
           <w:szCs w:val="19"/>
         </w:rPr>
@@ -474,7 +463,6 @@
       </w:r>
       <w:r>
         <w:rPr>
-          <w:color w:val="231916"/>
           <w:w w:val="105"/>
           <w:position w:val="6"/>
           <w:szCs w:val="19"/>
@@ -483,7 +471,6 @@
       </w:r>
       <w:r>
         <w:rPr>
-          <w:color w:val="231916"/>
           <w:w w:val="105"/>
           <w:position w:val="6"/>
           <w:szCs w:val="19"/>
@@ -492,7 +479,6 @@
       </w:r>
       <w:r>
         <w:rPr>
-          <w:color w:val="231916"/>
           <w:w w:val="105"/>
           <w:szCs w:val="19"/>
         </w:rPr>
@@ -501,7 +487,6 @@
       <w:r>
         <w:rPr>
           <w:rFonts w:hint="eastAsia"/>
-          <w:color w:val="231916"/>
           <w:w w:val="105"/>
           <w:szCs w:val="19"/>
         </w:rPr>
@@ -509,7 +494,6 @@
       </w:r>
       <w:r>
         <w:rPr>
-          <w:color w:val="231916"/>
           <w:w w:val="105"/>
           <w:szCs w:val="19"/>
         </w:rPr>
@@ -518,7 +502,6 @@
       <w:r>
         <w:rPr>
           <w:rFonts w:hint="eastAsia"/>
-          <w:color w:val="231916"/>
           <w:w w:val="105"/>
           <w:szCs w:val="19"/>
         </w:rPr>
@@ -527,7 +510,6 @@
       <w:r>
         <w:rPr>
           <w:rFonts w:hint="eastAsia"/>
-          <w:color w:val="231916"/>
           <w:w w:val="105"/>
           <w:szCs w:val="19"/>
         </w:rPr>
@@ -536,7 +518,6 @@
       <w:r>
         <w:rPr>
           <w:rFonts w:hint="eastAsia"/>
-          <w:color w:val="231916"/>
           <w:w w:val="105"/>
           <w:szCs w:val="19"/>
         </w:rPr>
@@ -545,7 +526,6 @@
       <w:proofErr w:type="spellStart"/>
       <w:r>
         <w:rPr>
-          <w:color w:val="231916"/>
           <w:w w:val="105"/>
           <w:szCs w:val="19"/>
         </w:rPr>
@@ -554,7 +534,6 @@
       <w:proofErr w:type="spellEnd"/>
       <w:r>
         <w:rPr>
-          <w:color w:val="231916"/>
           <w:w w:val="105"/>
           <w:szCs w:val="19"/>
         </w:rPr>
@@ -563,7 +542,6 @@
       <w:r>
         <w:rPr>
           <w:rFonts w:hint="eastAsia"/>
-          <w:color w:val="231916"/>
           <w:w w:val="105"/>
           <w:szCs w:val="19"/>
         </w:rPr>
@@ -571,7 +549,6 @@
       </w:r>
       <w:r>
         <w:rPr>
-          <w:color w:val="231916"/>
           <w:w w:val="105"/>
           <w:position w:val="6"/>
           <w:szCs w:val="19"/>
@@ -580,7 +557,6 @@
       </w:r>
       <w:r>
         <w:rPr>
-          <w:color w:val="231916"/>
           <w:w w:val="105"/>
           <w:position w:val="6"/>
           <w:szCs w:val="19"/>
@@ -594,7 +570,6 @@
         <w:rPr>
           <w:b/>
           <w:bCs/>
-          <w:color w:val="231916"/>
           <w:sz w:val="17"/>
           <w:szCs w:val="17"/>
         </w:rPr>
@@ -605,7 +580,6 @@
         <w:spacing w:line="220" w:lineRule="exact"/>
         <w:ind w:left="1134" w:right="1134"/>
         <w:rPr>
-          <w:color w:val="000000" w:themeColor="text1"/>
           <w:sz w:val="17"/>
           <w:szCs w:val="17"/>
         </w:rPr>
@@ -615,7 +589,6 @@
           <w:rFonts w:eastAsiaTheme="majorEastAsia" w:hint="eastAsia"/>
           <w:b/>
           <w:bCs/>
-          <w:color w:val="231916"/>
           <w:sz w:val="17"/>
           <w:szCs w:val="17"/>
         </w:rPr>
@@ -626,7 +599,6 @@
           <w:rFonts w:eastAsiaTheme="majorEastAsia" w:hint="eastAsia"/>
           <w:b/>
           <w:bCs/>
-          <w:color w:val="231916"/>
           <w:sz w:val="17"/>
           <w:szCs w:val="17"/>
         </w:rPr>
@@ -634,8 +606,7 @@
       </w:r>
       <w:r>
         <w:rPr>
-          <w:rFonts w:eastAsiaTheme="majorEastAsia" w:hint="eastAsia"/>
-          <w:color w:val="231916"/>
+          <w:rFonts w:eastAsiaTheme="minorEastAsia"/>
           <w:sz w:val="17"/>
           <w:szCs w:val="17"/>
         </w:rPr>
@@ -643,8 +614,7 @@
       </w:r>
       <w:r>
         <w:rPr>
-          <w:rFonts w:eastAsiaTheme="majorEastAsia" w:hint="eastAsia"/>
-          <w:color w:val="231916"/>
+          <w:rFonts w:eastAsiaTheme="minorEastAsia"/>
           <w:sz w:val="17"/>
           <w:szCs w:val="17"/>
         </w:rPr>
@@ -652,8 +622,7 @@
       </w:r>
       <w:r>
         <w:rPr>
-          <w:rFonts w:eastAsiaTheme="majorEastAsia" w:hint="eastAsia"/>
-          <w:color w:val="231916"/>
+          <w:rFonts w:eastAsiaTheme="minorEastAsia"/>
           <w:sz w:val="17"/>
           <w:szCs w:val="17"/>
         </w:rPr>
@@ -661,8 +630,7 @@
       </w:r>
       <w:r>
         <w:rPr>
-          <w:rFonts w:eastAsiaTheme="majorEastAsia" w:hint="eastAsia"/>
-          <w:color w:val="231916"/>
+          <w:rFonts w:eastAsiaTheme="minorEastAsia"/>
           <w:sz w:val="17"/>
           <w:szCs w:val="17"/>
         </w:rPr>
@@ -670,8 +638,7 @@
       </w:r>
       <w:r>
         <w:rPr>
-          <w:rFonts w:eastAsiaTheme="majorEastAsia" w:hint="eastAsia"/>
-          <w:color w:val="231916"/>
+          <w:rFonts w:eastAsiaTheme="minorEastAsia"/>
           <w:sz w:val="17"/>
           <w:szCs w:val="17"/>
         </w:rPr>
@@ -679,8 +646,7 @@
       </w:r>
       <w:r>
         <w:rPr>
-          <w:rFonts w:eastAsiaTheme="majorEastAsia" w:hint="eastAsia"/>
-          <w:color w:val="231916"/>
+          <w:rFonts w:eastAsiaTheme="minorEastAsia"/>
           <w:sz w:val="17"/>
           <w:szCs w:val="17"/>
         </w:rPr>
@@ -688,8 +654,7 @@
       </w:r>
       <w:r>
         <w:rPr>
-          <w:rFonts w:eastAsiaTheme="majorEastAsia" w:hint="eastAsia"/>
-          <w:color w:val="231916"/>
+          <w:rFonts w:eastAsiaTheme="minorEastAsia"/>
           <w:sz w:val="17"/>
           <w:szCs w:val="17"/>
         </w:rPr>
@@ -697,8 +662,7 @@
       </w:r>
       <w:r>
         <w:rPr>
-          <w:rFonts w:eastAsiaTheme="majorEastAsia" w:hint="eastAsia"/>
-          <w:color w:val="231916"/>
+          <w:rFonts w:eastAsiaTheme="minorEastAsia"/>
           <w:sz w:val="17"/>
           <w:szCs w:val="17"/>
         </w:rPr>
@@ -706,8 +670,7 @@
       </w:r>
       <w:r>
         <w:rPr>
-          <w:rFonts w:eastAsiaTheme="majorEastAsia" w:hint="eastAsia"/>
-          <w:color w:val="231916"/>
+          <w:rFonts w:eastAsiaTheme="minorEastAsia"/>
           <w:sz w:val="17"/>
           <w:szCs w:val="17"/>
         </w:rPr>
@@ -715,8 +678,7 @@
       </w:r>
       <w:r>
         <w:rPr>
-          <w:rFonts w:eastAsiaTheme="majorEastAsia" w:hint="eastAsia"/>
-          <w:color w:val="231916"/>
+          <w:rFonts w:eastAsiaTheme="minorEastAsia"/>
           <w:sz w:val="17"/>
           <w:szCs w:val="17"/>
         </w:rPr>
@@ -724,8 +686,7 @@
       </w:r>
       <w:r>
         <w:rPr>
-          <w:rFonts w:eastAsiaTheme="majorEastAsia" w:hint="eastAsia"/>
-          <w:color w:val="231916"/>
+          <w:rFonts w:eastAsiaTheme="minorEastAsia"/>
           <w:sz w:val="17"/>
           <w:szCs w:val="17"/>
         </w:rPr>
@@ -733,8 +694,7 @@
       </w:r>
       <w:r>
         <w:rPr>
-          <w:rFonts w:eastAsiaTheme="majorEastAsia" w:hint="eastAsia"/>
-          <w:color w:val="231916"/>
+          <w:rFonts w:eastAsiaTheme="minorEastAsia"/>
           <w:sz w:val="17"/>
           <w:szCs w:val="17"/>
         </w:rPr>
@@ -742,8 +702,7 @@
       </w:r>
       <w:r>
         <w:rPr>
-          <w:rFonts w:eastAsiaTheme="majorEastAsia" w:hint="eastAsia"/>
-          <w:color w:val="231916"/>
+          <w:rFonts w:eastAsiaTheme="minorEastAsia"/>
           <w:sz w:val="17"/>
           <w:szCs w:val="17"/>
         </w:rPr>
@@ -751,8 +710,7 @@
       </w:r>
       <w:r>
         <w:rPr>
-          <w:rFonts w:eastAsiaTheme="majorEastAsia" w:hint="eastAsia"/>
-          <w:color w:val="231916"/>
+          <w:rFonts w:eastAsiaTheme="minorEastAsia"/>
           <w:sz w:val="17"/>
           <w:szCs w:val="17"/>
         </w:rPr>
@@ -760,8 +718,7 @@
       </w:r>
       <w:r>
         <w:rPr>
-          <w:rFonts w:eastAsiaTheme="majorEastAsia" w:hint="eastAsia"/>
-          <w:color w:val="231916"/>
+          <w:rFonts w:eastAsiaTheme="minorEastAsia"/>
           <w:sz w:val="17"/>
           <w:szCs w:val="17"/>
         </w:rPr>
@@ -769,56 +726,34 @@
       </w:r>
       <w:r>
         <w:rPr>
-          <w:rFonts w:eastAsiaTheme="majorEastAsia" w:hint="eastAsia"/>
-          <w:color w:val="231916"/>
+          <w:rFonts w:eastAsiaTheme="minorEastAsia"/>
           <w:sz w:val="17"/>
           <w:szCs w:val="17"/>
         </w:rPr>
-        <w:t>(</w:t>
-      </w:r>
-      <w:r>
-        <w:rPr>
-          <w:rFonts w:eastAsiaTheme="majorEastAsia" w:hint="eastAsia"/>
-          <w:color w:val="231916"/>
+        <w:t>(±10%)</w:t>
+      </w:r>
+      <w:r>
+        <w:rPr>
+          <w:rFonts w:eastAsiaTheme="minorEastAsia"/>
           <w:sz w:val="17"/>
           <w:szCs w:val="17"/>
         </w:rPr>
-        <w:t>±</w:t>
-      </w:r>
-      <w:r>
-        <w:rPr>
-          <w:rFonts w:eastAsiaTheme="majorEastAsia" w:hint="eastAsia"/>
-          <w:color w:val="231916"/>
+        <w:t>の影響は破断規模に依存し，小破断から中破断領域で顕著となることを確認した．また，破断箇所の違いにより炉心過熱時間に数時間規模の差が生じ得ることを示した．以上より，本研究では，破断口径推定誤差および破断箇所の違いが炉心過熱時間に与える影響を定量的に明らかにし，</w:t>
+      </w:r>
+      <w:r>
+        <w:rPr>
+          <w:rFonts w:eastAsiaTheme="minorEastAsia"/>
           <w:sz w:val="17"/>
           <w:szCs w:val="17"/>
         </w:rPr>
-        <w:t>10%)</w:t>
-      </w:r>
-      <w:r>
-        <w:rPr>
-          <w:rFonts w:eastAsiaTheme="majorEastAsia" w:hint="eastAsia"/>
-          <w:color w:val="231916"/>
+        <w:t>LOCA</w:t>
+      </w:r>
+      <w:r>
+        <w:rPr>
+          <w:rFonts w:eastAsiaTheme="minorEastAsia"/>
           <w:sz w:val="17"/>
           <w:szCs w:val="17"/>
         </w:rPr>
-        <w:t>の影響は破断規模に依存し，小破断から中破断領域で顕著となることを確認した．また，破断箇所の違いにより炉心過熱時間に数時間規模の差が生じ得ることを示した．以上より，本研究では，破断口径推定誤差および破断箇所の違いが炉心過熱時間に与える影響を定量的に明らかにし，</w:t>
-      </w:r>
-      <w:r>
-        <w:rPr>
-          <w:rFonts w:eastAsiaTheme="majorEastAsia" w:hint="eastAsia"/>
-          <w:color w:val="231916"/>
-          <w:sz w:val="17"/>
-          <w:szCs w:val="17"/>
-        </w:rPr>
-        <w:t>LOCA</w:t>
-      </w:r>
-      <w:r>
-        <w:rPr>
-          <w:rFonts w:eastAsiaTheme="majorEastAsia" w:hint="eastAsia"/>
-          <w:color w:val="231916"/>
-          <w:sz w:val="17"/>
-          <w:szCs w:val="17"/>
-        </w:rPr>
         <w:t>時の事象進展予測において破断口径および破断箇所の不確かさを考慮する重要性を示した．</w:t>
       </w:r>
     </w:p>
@@ -829,7 +764,6 @@
         <w:rPr>
           <w:b/>
           <w:bCs/>
-          <w:color w:val="231916"/>
           <w:sz w:val="16"/>
           <w:szCs w:val="15"/>
         </w:rPr>
@@ -840,7 +774,6 @@
         <w:spacing w:line="220" w:lineRule="exact"/>
         <w:ind w:left="1134" w:right="1134"/>
         <w:rPr>
-          <w:color w:val="231916"/>
           <w:sz w:val="15"/>
           <w:szCs w:val="15"/>
         </w:rPr>
@@ -850,7 +783,6 @@
           <w:rFonts w:eastAsiaTheme="majorEastAsia"/>
           <w:b/>
           <w:bCs/>
-          <w:color w:val="231916"/>
           <w:sz w:val="15"/>
           <w:szCs w:val="15"/>
         </w:rPr>
@@ -858,7 +790,6 @@
       </w:r>
       <w:r>
         <w:rPr>
-          <w:color w:val="231916"/>
           <w:sz w:val="15"/>
           <w:szCs w:val="15"/>
         </w:rPr>
@@ -867,7 +798,6 @@
       <w:r>
         <w:rPr>
           <w:rFonts w:hint="eastAsia"/>
-          <w:color w:val="231916"/>
           <w:sz w:val="15"/>
           <w:szCs w:val="15"/>
         </w:rPr>
@@ -876,7 +806,6 @@
       <w:r>
         <w:rPr>
           <w:rFonts w:hint="eastAsia"/>
-          <w:color w:val="231916"/>
           <w:sz w:val="15"/>
           <w:szCs w:val="15"/>
         </w:rPr>
@@ -885,7 +814,6 @@
       <w:r>
         <w:rPr>
           <w:rFonts w:hint="eastAsia"/>
-          <w:color w:val="231916"/>
           <w:sz w:val="15"/>
           <w:szCs w:val="15"/>
         </w:rPr>
@@ -894,7 +822,6 @@
       <w:r>
         <w:rPr>
           <w:rFonts w:hint="eastAsia"/>
-          <w:color w:val="231916"/>
           <w:sz w:val="15"/>
           <w:szCs w:val="15"/>
         </w:rPr>
@@ -903,7 +830,6 @@
       <w:r>
         <w:rPr>
           <w:rFonts w:hint="eastAsia"/>
-          <w:color w:val="231916"/>
           <w:sz w:val="15"/>
           <w:szCs w:val="15"/>
         </w:rPr>
@@ -927,7 +853,6 @@
         <w:spacing w:line="200" w:lineRule="exact"/>
         <w:ind w:left="1134" w:right="1134"/>
         <w:rPr>
-          <w:color w:val="FF0000"/>
           <w:sz w:val="17"/>
           <w:szCs w:val="17"/>
         </w:rPr>
@@ -935,7 +860,6 @@
       <w:r>
         <w:rPr>
           <w:b/>
-          <w:color w:val="000000"/>
           <w:sz w:val="17"/>
           <w:szCs w:val="17"/>
         </w:rPr>
@@ -944,7 +868,6 @@
       <w:r>
         <w:rPr>
           <w:bCs/>
-          <w:color w:val="000000"/>
           <w:sz w:val="17"/>
           <w:szCs w:val="17"/>
         </w:rPr>
@@ -956,7 +879,6 @@
         <w:spacing w:line="200" w:lineRule="exact"/>
         <w:ind w:left="1134" w:right="1134"/>
         <w:rPr>
-          <w:color w:val="000000"/>
           <w:sz w:val="17"/>
           <w:szCs w:val="17"/>
         </w:rPr>
@@ -964,10 +886,9 @@
     </w:p>
     <w:p>
       <w:pPr>
-        <w:spacing w:before="16" w:line="200" w:lineRule="exact"/>
+        <w:spacing w:before="16" w:line="160" w:lineRule="exact"/>
         <w:ind w:leftChars="597" w:left="2123" w:right="1134" w:hangingChars="657" w:hanging="989"/>
         <w:rPr>
-          <w:color w:val="231916"/>
           <w:sz w:val="15"/>
           <w:szCs w:val="15"/>
         </w:rPr>
@@ -975,7 +896,6 @@
       <w:r>
         <w:rPr>
           <w:b/>
-          <w:color w:val="231916"/>
           <w:sz w:val="15"/>
           <w:szCs w:val="15"/>
         </w:rPr>
@@ -984,7 +904,6 @@
       <w:r>
         <w:rPr>
           <w:b/>
-          <w:color w:val="231916"/>
           <w:sz w:val="15"/>
           <w:szCs w:val="15"/>
         </w:rPr>
@@ -993,7 +912,6 @@
       <w:r>
         <w:rPr>
           <w:b/>
-          <w:color w:val="231916"/>
           <w:sz w:val="15"/>
           <w:szCs w:val="15"/>
         </w:rPr>
@@ -1002,7 +920,6 @@
       <w:r>
         <w:rPr>
           <w:rFonts w:hint="eastAsia"/>
-          <w:color w:val="231916"/>
           <w:sz w:val="15"/>
           <w:szCs w:val="15"/>
         </w:rPr>
@@ -1010,7 +927,6 @@
       </w:r>
       <w:r>
         <w:rPr>
-          <w:color w:val="231916"/>
           <w:sz w:val="15"/>
           <w:szCs w:val="15"/>
         </w:rPr>
@@ -1018,7 +934,6 @@
       </w:r>
       <w:r>
         <w:rPr>
-          <w:color w:val="231916"/>
           <w:sz w:val="15"/>
           <w:szCs w:val="15"/>
         </w:rPr>
@@ -1026,7 +941,6 @@
       </w:r>
       <w:r>
         <w:rPr>
-          <w:color w:val="231916"/>
           <w:sz w:val="15"/>
           <w:szCs w:val="15"/>
         </w:rPr>
@@ -1034,7 +948,6 @@
       </w:r>
       <w:r>
         <w:rPr>
-          <w:color w:val="231916"/>
           <w:sz w:val="15"/>
           <w:szCs w:val="15"/>
         </w:rPr>
@@ -1043,7 +956,6 @@
       <w:r>
         <w:rPr>
           <w:rFonts w:hint="eastAsia"/>
-          <w:color w:val="231916"/>
           <w:sz w:val="15"/>
           <w:szCs w:val="15"/>
         </w:rPr>
@@ -1051,7 +963,6 @@
       </w:r>
       <w:r>
         <w:rPr>
-          <w:color w:val="231916"/>
           <w:sz w:val="15"/>
           <w:szCs w:val="15"/>
         </w:rPr>
@@ -1060,7 +971,6 @@
       <w:r>
         <w:rPr>
           <w:rFonts w:hint="eastAsia"/>
-          <w:color w:val="231916"/>
           <w:sz w:val="15"/>
           <w:szCs w:val="15"/>
         </w:rPr>
@@ -1068,7 +978,6 @@
       </w:r>
       <w:r>
         <w:rPr>
-          <w:color w:val="231916"/>
           <w:sz w:val="15"/>
           <w:szCs w:val="15"/>
         </w:rPr>
@@ -1077,7 +986,6 @@
       <w:r>
         <w:rPr>
           <w:rFonts w:hint="eastAsia"/>
-          <w:color w:val="231916"/>
           <w:sz w:val="15"/>
           <w:szCs w:val="15"/>
         </w:rPr>
@@ -1085,7 +993,6 @@
       </w:r>
       <w:r>
         <w:rPr>
-          <w:color w:val="231916"/>
           <w:sz w:val="15"/>
           <w:szCs w:val="15"/>
         </w:rPr>
@@ -1094,7 +1001,6 @@
       <w:r>
         <w:rPr>
           <w:rFonts w:hint="eastAsia"/>
-          <w:color w:val="231916"/>
           <w:sz w:val="15"/>
           <w:szCs w:val="15"/>
         </w:rPr>
@@ -1102,7 +1008,6 @@
       </w:r>
       <w:r>
         <w:rPr>
-          <w:color w:val="231916"/>
           <w:sz w:val="15"/>
           <w:szCs w:val="15"/>
         </w:rPr>
@@ -1111,7 +1016,6 @@
       <w:r>
         <w:rPr>
           <w:rFonts w:hint="eastAsia"/>
-          <w:color w:val="231916"/>
           <w:sz w:val="15"/>
           <w:szCs w:val="15"/>
         </w:rPr>
@@ -1119,7 +1023,6 @@
       </w:r>
       <w:r>
         <w:rPr>
-          <w:color w:val="231916"/>
           <w:sz w:val="15"/>
           <w:szCs w:val="15"/>
         </w:rPr>
@@ -1128,7 +1031,6 @@
       <w:r>
         <w:rPr>
           <w:rFonts w:hint="eastAsia"/>
-          <w:color w:val="231916"/>
           <w:sz w:val="15"/>
           <w:szCs w:val="15"/>
         </w:rPr>
@@ -1136,7 +1038,6 @@
       </w:r>
       <w:r>
         <w:rPr>
-          <w:color w:val="231916"/>
           <w:sz w:val="15"/>
           <w:szCs w:val="15"/>
         </w:rPr>
@@ -1145,7 +1046,6 @@
       <w:r>
         <w:rPr>
           <w:rFonts w:hint="eastAsia"/>
-          <w:color w:val="231916"/>
           <w:sz w:val="15"/>
           <w:szCs w:val="15"/>
         </w:rPr>
@@ -1153,7 +1053,6 @@
       </w:r>
       <w:r>
         <w:rPr>
-          <w:color w:val="231916"/>
           <w:sz w:val="15"/>
           <w:szCs w:val="15"/>
         </w:rPr>
@@ -1162,7 +1061,6 @@
       <w:r>
         <w:rPr>
           <w:rFonts w:hint="eastAsia"/>
-          <w:color w:val="231916"/>
           <w:sz w:val="15"/>
           <w:szCs w:val="15"/>
         </w:rPr>
@@ -1170,7 +1068,6 @@
       </w:r>
       <w:r>
         <w:rPr>
-          <w:color w:val="231916"/>
           <w:sz w:val="15"/>
           <w:szCs w:val="15"/>
         </w:rPr>
@@ -1182,7 +1079,6 @@
         <w:spacing w:before="16"/>
         <w:ind w:leftChars="597" w:left="2119" w:right="1134" w:hangingChars="657" w:hanging="985"/>
         <w:rPr>
-          <w:color w:val="231916"/>
           <w:sz w:val="15"/>
           <w:szCs w:val="15"/>
         </w:rPr>
@@ -1193,7 +1089,6 @@
         <w:spacing w:before="16"/>
         <w:ind w:leftChars="597" w:left="2185" w:right="1134" w:hangingChars="657" w:hanging="1051"/>
         <w:rPr>
-          <w:color w:val="231916"/>
           <w:sz w:val="16"/>
           <w:szCs w:val="16"/>
         </w:rPr>
@@ -1208,19 +1103,35 @@
     </w:p>
     <w:p>
       <w:pPr>
-        <w:pStyle w:val="4"/>
-      </w:pPr>
-      <w:r>
+        <w:rPr>
+          <w:b/>
+          <w:bCs/>
+          <w:sz w:val="24"/>
+        </w:rPr>
+      </w:pPr>
+      <w:r>
+        <w:rPr>
+          <w:b/>
+          <w:bCs/>
+          <w:sz w:val="24"/>
+        </w:rPr>
         <w:t>1.</w:t>
       </w:r>
       <w:r>
         <w:rPr>
-          <w:sz w:val="23"/>
-          <w:szCs w:val="23"/>
+          <w:b/>
+          <w:bCs/>
+          <w:sz w:val="24"/>
         </w:rPr>
         <w:t xml:space="preserve">　</w:t>
       </w:r>
       <w:r>
+        <w:rPr>
+          <w:rFonts w:asciiTheme="majorEastAsia" w:eastAsiaTheme="majorEastAsia" w:hAnsiTheme="majorEastAsia"/>
+          <w:b/>
+          <w:bCs/>
+          <w:sz w:val="24"/>
+        </w:rPr>
         <w:t>はじめに</w:t>
       </w:r>
     </w:p>
@@ -1229,7 +1140,8 @@
         <w:spacing w:line="310" w:lineRule="exact"/>
         <w:ind w:firstLineChars="100" w:firstLine="190"/>
         <w:rPr>
-          <w:szCs w:val="19"/>
+          <w:rFonts w:hint="eastAsia"/>
+          <w:noProof/>
         </w:rPr>
       </w:pPr>
     </w:p>
@@ -2360,39 +2272,87 @@
           <w:kern w:val="0"/>
           <w:szCs w:val="19"/>
         </w:rPr>
-        <w:t>なお，本研究で用いる破断口径推定誤差±</w:t>
-      </w:r>
-      <w:r>
-        <w:rPr>
-          <w:rFonts w:hint="eastAsia"/>
-          <w:kern w:val="0"/>
-          <w:szCs w:val="19"/>
-        </w:rPr>
-        <w:t>10%</w:t>
-      </w:r>
-      <w:r>
-        <w:rPr>
-          <w:rFonts w:hint="eastAsia"/>
-          <w:kern w:val="0"/>
-          <w:szCs w:val="19"/>
-        </w:rPr>
-        <w:t>の設定根拠については，</w:t>
-      </w:r>
-      <w:r>
-        <w:rPr>
-          <w:rFonts w:hint="eastAsia"/>
-          <w:kern w:val="0"/>
-          <w:szCs w:val="19"/>
-        </w:rPr>
-        <w:t>2.2</w:t>
-      </w:r>
-      <w:r>
-        <w:rPr>
-          <w:rFonts w:hint="eastAsia"/>
-          <w:kern w:val="0"/>
-          <w:szCs w:val="19"/>
-        </w:rPr>
-        <w:t>節で述べる．</w:t>
+        <w:t>本研究の目的は，破断口径推定誤差</w:t>
+      </w:r>
+      <w:r>
+        <w:rPr>
+          <w:rFonts w:hint="eastAsia"/>
+          <w:kern w:val="0"/>
+          <w:szCs w:val="19"/>
+        </w:rPr>
+        <w:t>(</w:t>
+      </w:r>
+      <w:r>
+        <w:rPr>
+          <w:rFonts w:hint="eastAsia"/>
+          <w:kern w:val="0"/>
+          <w:szCs w:val="19"/>
+        </w:rPr>
+        <w:t>±</w:t>
+      </w:r>
+      <w:r>
+        <w:rPr>
+          <w:rFonts w:hint="eastAsia"/>
+          <w:kern w:val="0"/>
+          <w:szCs w:val="19"/>
+        </w:rPr>
+        <w:t>10%)</w:t>
+      </w:r>
+      <w:r>
+        <w:rPr>
+          <w:rFonts w:hint="eastAsia"/>
+          <w:kern w:val="0"/>
+          <w:szCs w:val="19"/>
+        </w:rPr>
+        <w:t>が炉心過熱時間</w:t>
+      </w:r>
+      <w:r>
+        <w:rPr>
+          <w:rFonts w:hint="eastAsia"/>
+          <w:kern w:val="0"/>
+          <w:szCs w:val="19"/>
+        </w:rPr>
+        <w:t>(</w:t>
+      </w:r>
+      <w:r>
+        <w:rPr>
+          <w:rFonts w:hint="eastAsia"/>
+          <w:kern w:val="0"/>
+          <w:szCs w:val="19"/>
+        </w:rPr>
+        <w:t>炉心温度が上昇するまでの時間．</w:t>
+      </w:r>
+      <w:r>
+        <w:rPr>
+          <w:rFonts w:hint="eastAsia"/>
+          <w:kern w:val="0"/>
+          <w:szCs w:val="19"/>
+        </w:rPr>
+        <w:t>2.1</w:t>
+      </w:r>
+      <w:r>
+        <w:rPr>
+          <w:rFonts w:hint="eastAsia"/>
+          <w:kern w:val="0"/>
+          <w:szCs w:val="19"/>
+        </w:rPr>
+        <w:t>節で定義</w:t>
+      </w:r>
+      <w:r>
+        <w:rPr>
+          <w:rFonts w:hint="eastAsia"/>
+          <w:kern w:val="0"/>
+          <w:szCs w:val="19"/>
+        </w:rPr>
+        <w:t>)</w:t>
+      </w:r>
+      <w:r>
+        <w:rPr>
+          <w:rFonts w:hint="eastAsia"/>
+          <w:kern w:val="0"/>
+          <w:szCs w:val="19"/>
+        </w:rPr>
+        <w:t>に与える感度を整理するとともに，同一破断口径を仮定した場合の破断箇所の違いが将来予測に及ぼす影響を定量的に評価することである．</w:t>
       </w:r>
     </w:p>
     <w:p>
@@ -2410,87 +2370,39 @@
           <w:kern w:val="0"/>
           <w:szCs w:val="19"/>
         </w:rPr>
-        <w:t>本研究の目的は，破断口径推定誤差</w:t>
-      </w:r>
-      <w:r>
-        <w:rPr>
-          <w:rFonts w:hint="eastAsia"/>
-          <w:kern w:val="0"/>
-          <w:szCs w:val="19"/>
-        </w:rPr>
-        <w:t>(</w:t>
-      </w:r>
-      <w:r>
-        <w:rPr>
-          <w:rFonts w:hint="eastAsia"/>
-          <w:kern w:val="0"/>
-          <w:szCs w:val="19"/>
-        </w:rPr>
-        <w:t>±</w:t>
-      </w:r>
-      <w:r>
-        <w:rPr>
-          <w:rFonts w:hint="eastAsia"/>
-          <w:kern w:val="0"/>
-          <w:szCs w:val="19"/>
-        </w:rPr>
-        <w:t>10%)</w:t>
-      </w:r>
-      <w:r>
-        <w:rPr>
-          <w:rFonts w:hint="eastAsia"/>
-          <w:kern w:val="0"/>
-          <w:szCs w:val="19"/>
-        </w:rPr>
-        <w:t>が炉心過熱時間</w:t>
-      </w:r>
-      <w:r>
-        <w:rPr>
-          <w:rFonts w:hint="eastAsia"/>
-          <w:kern w:val="0"/>
-          <w:szCs w:val="19"/>
-        </w:rPr>
-        <w:t>(</w:t>
-      </w:r>
-      <w:r>
-        <w:rPr>
-          <w:rFonts w:hint="eastAsia"/>
-          <w:kern w:val="0"/>
-          <w:szCs w:val="19"/>
-        </w:rPr>
-        <w:t>炉心温度が上昇するまでの時間．</w:t>
-      </w:r>
-      <w:r>
-        <w:rPr>
-          <w:rFonts w:hint="eastAsia"/>
-          <w:kern w:val="0"/>
-          <w:szCs w:val="19"/>
-        </w:rPr>
-        <w:t>2.1</w:t>
-      </w:r>
-      <w:r>
-        <w:rPr>
-          <w:rFonts w:hint="eastAsia"/>
-          <w:kern w:val="0"/>
-          <w:szCs w:val="19"/>
-        </w:rPr>
-        <w:t>節で定義</w:t>
-      </w:r>
-      <w:r>
-        <w:rPr>
-          <w:rFonts w:hint="eastAsia"/>
-          <w:kern w:val="0"/>
-          <w:szCs w:val="19"/>
-        </w:rPr>
-        <w:t>)</w:t>
-      </w:r>
-      <w:r>
-        <w:rPr>
-          <w:rFonts w:hint="eastAsia"/>
-          <w:kern w:val="0"/>
-          <w:szCs w:val="19"/>
-        </w:rPr>
-        <w:t>に与える感度を整理するとともに，同一破断口径を仮定した場合の破断箇所の違いが将来予測に及ぼす影響を定量的に評価することである．</w:t>
+        <w:t>なお，本研究で用いる破断口径推定誤差±</w:t>
+      </w:r>
+      <w:r>
+        <w:rPr>
+          <w:rFonts w:hint="eastAsia"/>
+          <w:kern w:val="0"/>
+          <w:szCs w:val="19"/>
+        </w:rPr>
+        <w:t>10%</w:t>
+      </w:r>
+      <w:r>
+        <w:rPr>
+          <w:rFonts w:hint="eastAsia"/>
+          <w:kern w:val="0"/>
+          <w:szCs w:val="19"/>
+        </w:rPr>
+        <w:t>の設定根拠については，</w:t>
+      </w:r>
+      <w:r>
+        <w:rPr>
+          <w:rFonts w:hint="eastAsia"/>
+          <w:kern w:val="0"/>
+          <w:szCs w:val="19"/>
+        </w:rPr>
+        <w:t>2.2</w:t>
+      </w:r>
+      <w:r>
+        <w:rPr>
+          <w:rFonts w:hint="eastAsia"/>
+          <w:kern w:val="0"/>
+          <w:szCs w:val="19"/>
+        </w:rPr>
+        <w:t>節で述べる．</w:t>
       </w:r>
     </w:p>
     <w:p>
@@ -2507,36 +2419,39 @@
     </w:p>
     <w:p>
       <w:pPr>
-        <w:pStyle w:val="4"/>
-      </w:pPr>
-      <w:r>
-        <w:rPr>
-          <w:lang w:val="es-ES"/>
+        <w:rPr>
+          <w:b/>
+          <w:bCs/>
+          <w:sz w:val="24"/>
+        </w:rPr>
+      </w:pPr>
+      <w:r>
+        <w:rPr>
+          <w:b/>
+          <w:bCs/>
+          <w:sz w:val="24"/>
         </w:rPr>
         <w:t>2.</w:t>
       </w:r>
       <w:r>
         <w:rPr>
-          <w:lang w:val="es-ES"/>
+          <w:b/>
+          <w:bCs/>
+          <w:sz w:val="24"/>
         </w:rPr>
         <w:t xml:space="preserve">　</w:t>
       </w:r>
       <w:r>
         <w:rPr>
-          <w:rFonts w:hint="eastAsia"/>
-          <w:lang w:val="es-ES"/>
+          <w:rFonts w:asciiTheme="majorEastAsia" w:eastAsiaTheme="majorEastAsia" w:hAnsiTheme="majorEastAsia"/>
+          <w:b/>
+          <w:bCs/>
+          <w:sz w:val="24"/>
         </w:rPr>
         <w:t>解析・評価方法</w:t>
       </w:r>
     </w:p>
-    <w:p>
-      <w:pPr>
-        <w:pStyle w:val="4"/>
-        <w:rPr>
-          <w:lang w:val="es-ES"/>
-        </w:rPr>
-      </w:pPr>
-    </w:p>
+    <w:p/>
     <w:p>
       <w:pPr>
         <w:autoSpaceDE w:val="0"/>
@@ -2862,7 +2777,7 @@
       </w:r>
       <w:r>
         <w:rPr>
-          <w:rFonts w:ascii="ＭＳ ゴシック" w:eastAsiaTheme="majorEastAsia" w:hAnsi="ＭＳ ゴシック" w:cs="`&gt;_»˛"/>
+          <w:rFonts w:eastAsiaTheme="majorEastAsia"/>
           <w:b/>
           <w:bCs/>
           <w:i/>
@@ -2875,7 +2790,7 @@
       </w:r>
       <w:r>
         <w:rPr>
-          <w:rFonts w:ascii="ＭＳ ゴシック" w:eastAsiaTheme="majorEastAsia" w:hAnsi="ＭＳ ゴシック" w:cs="`&gt;_»˛" w:hint="eastAsia"/>
+          <w:rFonts w:eastAsiaTheme="majorEastAsia"/>
           <w:b/>
           <w:bCs/>
           <w:kern w:val="0"/>
@@ -2923,6 +2838,7 @@
       <w:r>
         <w:rPr>
           <w:rFonts w:hint="eastAsia"/>
+          <w:vertAlign w:val="superscript"/>
         </w:rPr>
         <w:t>(4)</w:t>
       </w:r>
@@ -3291,6 +3207,7 @@
         <w:rPr>
           <w:rFonts w:hint="eastAsia"/>
         </w:rPr>
+        <w:lastRenderedPageBreak/>
         <w:t>また，本研究では，中村ら</w:t>
       </w:r>
       <w:r>
@@ -3310,8 +3227,16 @@
       <w:r>
         <w:rPr>
           <w:rFonts w:hint="eastAsia"/>
-        </w:rPr>
-        <w:t>dPmin</w:t>
+          <w:i/>
+        </w:rPr>
+        <w:t>dP</w:t>
+      </w:r>
+      <w:r>
+        <w:rPr>
+          <w:i/>
+          <w:vertAlign w:val="subscript"/>
+        </w:rPr>
+        <w:t>min</w:t>
       </w:r>
       <w:proofErr w:type="spellEnd"/>
       <w:r>
@@ -3320,19 +3245,28 @@
         </w:rPr>
         <w:t>および</w:t>
       </w:r>
-      <w:r>
-        <w:rPr>
-          <w:rFonts w:hint="eastAsia"/>
-        </w:rPr>
-        <w:lastRenderedPageBreak/>
+      <w:proofErr w:type="spellStart"/>
+      <w:r>
+        <w:rPr>
+          <w:rFonts w:asciiTheme="minorHAnsi" w:hAnsiTheme="minorHAnsi"/>
+          <w:i/>
+        </w:rPr>
         <w:t>τ</w:t>
       </w:r>
-      <w:proofErr w:type="spellStart"/>
-      <w:r>
-        <w:rPr>
-          <w:rFonts w:hint="eastAsia"/>
-        </w:rPr>
-        <w:t>dPmin</w:t>
+      <w:r>
+        <w:rPr>
+          <w:rFonts w:hint="eastAsia"/>
+          <w:i/>
+          <w:vertAlign w:val="subscript"/>
+        </w:rPr>
+        <w:t>d</w:t>
+      </w:r>
+      <w:r>
+        <w:rPr>
+          <w:i/>
+          <w:vertAlign w:val="subscript"/>
+        </w:rPr>
+        <w:t>Pmin</w:t>
       </w:r>
       <w:proofErr w:type="spellEnd"/>
       <w:r>
@@ -3644,6 +3578,28 @@
       </w:r>
       <w:r>
         <w:rPr>
+          <w:rFonts w:eastAsiaTheme="majorEastAsia"/>
+          <w:b/>
+          <w:bCs/>
+          <w:kern w:val="0"/>
+          <w:sz w:val="24"/>
+          <w:szCs w:val="36"/>
+        </w:rPr>
+        <w:t>±10</w:t>
+      </w:r>
+      <w:r>
+        <w:rPr>
+          <w:rFonts w:eastAsiaTheme="majorEastAsia"/>
+          <w:b/>
+          <w:bCs/>
+          <w:kern w:val="0"/>
+          <w:sz w:val="24"/>
+          <w:szCs w:val="36"/>
+        </w:rPr>
+        <w:t>%</w:t>
+      </w:r>
+      <w:r>
+        <w:rPr>
           <w:rFonts w:ascii="ＭＳ ゴシック" w:eastAsiaTheme="majorEastAsia" w:hAnsi="ＭＳ ゴシック" w:cs="`&gt;_»˛" w:hint="eastAsia"/>
           <w:b/>
           <w:bCs/>
@@ -3651,7 +3607,7 @@
           <w:sz w:val="24"/>
           <w:szCs w:val="36"/>
         </w:rPr>
-        <w:t>±10</w:t>
+        <w:t>)</w:t>
       </w:r>
       <w:r>
         <w:rPr>
@@ -3662,43 +3618,8 @@
           <w:sz w:val="24"/>
           <w:szCs w:val="36"/>
         </w:rPr>
-        <w:t>%</w:t>
-      </w:r>
-      <w:r>
-        <w:rPr>
-          <w:rFonts w:ascii="ＭＳ ゴシック" w:eastAsiaTheme="majorEastAsia" w:hAnsi="ＭＳ ゴシック" w:cs="`&gt;_»˛" w:hint="eastAsia"/>
-          <w:b/>
-          <w:bCs/>
-          <w:kern w:val="0"/>
-          <w:sz w:val="24"/>
-          <w:szCs w:val="36"/>
-        </w:rPr>
-        <w:t>)</w:t>
-      </w:r>
-      <w:r>
-        <w:rPr>
-          <w:rFonts w:ascii="ＭＳ ゴシック" w:eastAsiaTheme="majorEastAsia" w:hAnsi="ＭＳ ゴシック" w:cs="`&gt;_»˛" w:hint="eastAsia"/>
-          <w:b/>
-          <w:bCs/>
-          <w:kern w:val="0"/>
-          <w:sz w:val="24"/>
-          <w:szCs w:val="36"/>
-        </w:rPr>
         <w:t>の感度評価条件</w:t>
       </w:r>
-    </w:p>
-    <w:p>
-      <w:pPr>
-        <w:autoSpaceDE w:val="0"/>
-        <w:autoSpaceDN w:val="0"/>
-        <w:spacing w:line="310" w:lineRule="exact"/>
-        <w:rPr>
-          <w:rFonts w:ascii="ＭＳ 明朝" w:eastAsiaTheme="majorEastAsia" w:hAnsi="ＭＳ 明朝" w:cs="`&gt;_»˛"/>
-          <w:kern w:val="0"/>
-          <w:sz w:val="24"/>
-          <w:szCs w:val="32"/>
-        </w:rPr>
-      </w:pPr>
     </w:p>
     <w:p>
       <w:pPr>
@@ -3709,105 +3630,8 @@
         <w:rPr>
           <w:kern w:val="0"/>
           <w:szCs w:val="19"/>
-          <w:lang w:val="es-ES"/>
-        </w:rPr>
-      </w:pPr>
-      <w:r>
-        <w:rPr>
-          <w:rFonts w:hint="eastAsia"/>
-          <w:kern w:val="0"/>
-          <w:szCs w:val="19"/>
-        </w:rPr>
-        <w:t>破断口径推定誤差が炉心過熱時間に与える影響を抽出するため，</w:t>
-      </w:r>
-      <w:r>
-        <w:rPr>
-          <w:rFonts w:hint="eastAsia"/>
-          <w:kern w:val="0"/>
-          <w:szCs w:val="19"/>
-        </w:rPr>
-        <w:t>LOCA</w:t>
-      </w:r>
-      <w:r>
-        <w:rPr>
-          <w:rFonts w:hint="eastAsia"/>
-          <w:kern w:val="0"/>
-          <w:szCs w:val="19"/>
-        </w:rPr>
-        <w:t>は計算開始直後に発生するものとし，破断口径および破断箇所を系統的に変化させた．破断口径は，破断口径に対する炉心過熱時間の依存性</w:t>
-      </w:r>
-      <w:r>
-        <w:rPr>
-          <w:rFonts w:hint="eastAsia"/>
-          <w:kern w:val="0"/>
-          <w:szCs w:val="19"/>
-        </w:rPr>
-        <w:t>を把握しつつ，解析ケース数が過度に増加しない範囲として，</w:t>
-      </w:r>
-      <w:r>
-        <w:rPr>
-          <w:rFonts w:hint="eastAsia"/>
-          <w:kern w:val="0"/>
-          <w:szCs w:val="19"/>
-        </w:rPr>
-        <w:t>2</w:t>
-      </w:r>
-      <w:r>
-        <w:rPr>
-          <w:rFonts w:hint="eastAsia"/>
-          <w:kern w:val="0"/>
-          <w:szCs w:val="19"/>
-        </w:rPr>
-        <w:t>～</w:t>
-      </w:r>
-      <w:r>
-        <w:rPr>
-          <w:rFonts w:hint="eastAsia"/>
-          <w:kern w:val="0"/>
-          <w:szCs w:val="19"/>
-        </w:rPr>
-        <w:t>10 inch</w:t>
-      </w:r>
-      <w:r>
-        <w:rPr>
-          <w:rFonts w:hint="eastAsia"/>
-          <w:kern w:val="0"/>
-          <w:szCs w:val="19"/>
-        </w:rPr>
-        <w:t>の範囲で</w:t>
-      </w:r>
-      <w:r>
-        <w:rPr>
-          <w:rFonts w:hint="eastAsia"/>
-          <w:kern w:val="0"/>
-          <w:szCs w:val="19"/>
-        </w:rPr>
-        <w:t>0.25 inch</w:t>
-      </w:r>
-      <w:r>
-        <w:rPr>
-          <w:rFonts w:hint="eastAsia"/>
-          <w:kern w:val="0"/>
-          <w:szCs w:val="19"/>
-        </w:rPr>
-        <w:t>刻みとし，破断箇所はホットレグ，クロスオーバーレグおよびコールドレグの</w:t>
-      </w:r>
-      <w:r>
-        <w:rPr>
-          <w:rFonts w:hint="eastAsia"/>
-          <w:kern w:val="0"/>
-          <w:szCs w:val="19"/>
-        </w:rPr>
-        <w:t>3</w:t>
-      </w:r>
-      <w:r>
-        <w:rPr>
-          <w:rFonts w:hint="eastAsia"/>
-          <w:kern w:val="0"/>
-          <w:szCs w:val="19"/>
-        </w:rPr>
-        <w:t>箇所に設定した．</w:t>
-      </w:r>
+        </w:rPr>
+      </w:pPr>
     </w:p>
     <w:p>
       <w:pPr>
@@ -3818,6 +3642,115 @@
         <w:rPr>
           <w:kern w:val="0"/>
           <w:szCs w:val="19"/>
+          <w:lang w:val="es-ES"/>
+        </w:rPr>
+      </w:pPr>
+      <w:r>
+        <w:rPr>
+          <w:rFonts w:hint="eastAsia"/>
+          <w:kern w:val="0"/>
+          <w:szCs w:val="19"/>
+        </w:rPr>
+        <w:t>破断口径推定誤差が炉心過熱時間に与える影響を抽出するため，</w:t>
+      </w:r>
+      <w:r>
+        <w:rPr>
+          <w:rFonts w:hint="eastAsia"/>
+          <w:kern w:val="0"/>
+          <w:szCs w:val="19"/>
+        </w:rPr>
+        <w:t>LOCA</w:t>
+      </w:r>
+      <w:r>
+        <w:rPr>
+          <w:rFonts w:hint="eastAsia"/>
+          <w:kern w:val="0"/>
+          <w:szCs w:val="19"/>
+        </w:rPr>
+        <w:t>は計算開始直後に発生するものとし，破断口径および破断箇所を系統的に変化させた．</w:t>
+      </w:r>
+      <w:r>
+        <w:rPr>
+          <w:rFonts w:hint="eastAsia"/>
+          <w:kern w:val="0"/>
+          <w:szCs w:val="19"/>
+        </w:rPr>
+        <w:t>破断口径は，破断口径に対する炉心過熱時間の依存性を把握しつつ，解析ケース数が過度に増加しない範囲として，</w:t>
+      </w:r>
+      <w:r>
+        <w:rPr>
+          <w:rFonts w:hint="eastAsia"/>
+          <w:kern w:val="0"/>
+          <w:szCs w:val="19"/>
+        </w:rPr>
+        <w:t>2</w:t>
+      </w:r>
+      <w:r>
+        <w:rPr>
+          <w:rFonts w:hint="eastAsia"/>
+          <w:kern w:val="0"/>
+          <w:szCs w:val="19"/>
+        </w:rPr>
+        <w:t>～</w:t>
+      </w:r>
+      <w:r>
+        <w:rPr>
+          <w:rFonts w:hint="eastAsia"/>
+          <w:kern w:val="0"/>
+          <w:szCs w:val="19"/>
+        </w:rPr>
+        <w:t>10 inch</w:t>
+      </w:r>
+      <w:r>
+        <w:rPr>
+          <w:rFonts w:hint="eastAsia"/>
+          <w:kern w:val="0"/>
+          <w:szCs w:val="19"/>
+        </w:rPr>
+        <w:t>の範囲で</w:t>
+      </w:r>
+      <w:r>
+        <w:rPr>
+          <w:rFonts w:hint="eastAsia"/>
+          <w:kern w:val="0"/>
+          <w:szCs w:val="19"/>
+        </w:rPr>
+        <w:t>0.25 inch</w:t>
+      </w:r>
+      <w:r>
+        <w:rPr>
+          <w:rFonts w:hint="eastAsia"/>
+          <w:kern w:val="0"/>
+          <w:szCs w:val="19"/>
+        </w:rPr>
+        <w:t>刻みとし，破断箇所はホットレグ，クロスオーバーレグおよびコールドレグの</w:t>
+      </w:r>
+      <w:r>
+        <w:rPr>
+          <w:rFonts w:hint="eastAsia"/>
+          <w:kern w:val="0"/>
+          <w:szCs w:val="19"/>
+        </w:rPr>
+        <w:t>3</w:t>
+      </w:r>
+      <w:r>
+        <w:rPr>
+          <w:rFonts w:hint="eastAsia"/>
+          <w:kern w:val="0"/>
+          <w:szCs w:val="19"/>
+        </w:rPr>
+        <w:t>箇所に設定した．</w:t>
+      </w:r>
+    </w:p>
+    <w:p>
+      <w:pPr>
+        <w:autoSpaceDE w:val="0"/>
+        <w:autoSpaceDN w:val="0"/>
+        <w:spacing w:line="310" w:lineRule="exact"/>
+        <w:ind w:firstLineChars="100" w:firstLine="190"/>
+        <w:rPr>
+          <w:kern w:val="0"/>
+          <w:szCs w:val="19"/>
         </w:rPr>
       </w:pPr>
       <w:r>
@@ -3839,6 +3772,8 @@
       <w:r>
         <w:rPr>
           <w:rFonts w:hint="eastAsia"/>
+          <w:i/>
+          <w:iCs/>
           <w:kern w:val="0"/>
           <w:szCs w:val="19"/>
         </w:rPr>
@@ -4536,7 +4471,7 @@
           <w:noProof/>
         </w:rPr>
         <w:drawing>
-          <wp:inline distT="0" distB="0" distL="0" distR="0" wp14:anchorId="63AE0F36" wp14:editId="340555D6">
+          <wp:inline distT="0" distB="0" distL="0" distR="0" wp14:anchorId="63AE0F36" wp14:editId="3B81CAF9">
             <wp:extent cx="5904000" cy="2306520"/>
             <wp:effectExtent l="0" t="0" r="1905" b="0"/>
             <wp:docPr id="1042665775" name="図 10"/>
@@ -4646,59 +4581,57 @@
     </w:p>
     <w:p>
       <w:pPr>
-        <w:pStyle w:val="4"/>
-      </w:pPr>
-      <w:r>
-        <w:rPr>
-          <w:rFonts w:hint="eastAsia"/>
-          <w:lang w:val="es-ES"/>
+        <w:rPr>
+          <w:b/>
+          <w:bCs/>
+          <w:sz w:val="24"/>
+        </w:rPr>
+      </w:pPr>
+      <w:r>
+        <w:rPr>
+          <w:b/>
+          <w:bCs/>
+          <w:sz w:val="24"/>
         </w:rPr>
         <w:t>3.</w:t>
       </w:r>
       <w:r>
         <w:rPr>
-          <w:rFonts w:hint="eastAsia"/>
-          <w:lang w:val="es-ES"/>
-        </w:rPr>
-        <w:t xml:space="preserve">　破断口径推定誤差</w:t>
-      </w:r>
-      <w:r>
-        <w:rPr>
-          <w:rFonts w:hint="eastAsia"/>
-          <w:lang w:val="es-ES"/>
-        </w:rPr>
-        <w:t>(</w:t>
-      </w:r>
-      <w:r>
-        <w:rPr>
-          <w:rFonts w:hint="eastAsia"/>
-          <w:lang w:val="es-ES"/>
-        </w:rPr>
-        <w:t>±</w:t>
-      </w:r>
-      <w:r>
-        <w:rPr>
-          <w:rFonts w:hint="eastAsia"/>
-          <w:lang w:val="es-ES"/>
-        </w:rPr>
-        <w:t>10%)</w:t>
-      </w:r>
-      <w:r>
-        <w:rPr>
-          <w:rFonts w:hint="eastAsia"/>
-          <w:lang w:val="es-ES"/>
-        </w:rPr>
-        <w:t>が炉心過熱時間に与える影響</w:t>
-      </w:r>
-    </w:p>
-    <w:p>
-      <w:pPr>
-        <w:pStyle w:val="4"/>
-        <w:rPr>
-          <w:lang w:val="es-ES"/>
-        </w:rPr>
-      </w:pPr>
-    </w:p>
+          <w:b/>
+          <w:bCs/>
+          <w:sz w:val="24"/>
+        </w:rPr>
+        <w:t xml:space="preserve">　</w:t>
+      </w:r>
+      <w:r>
+        <w:rPr>
+          <w:rFonts w:asciiTheme="majorEastAsia" w:eastAsiaTheme="majorEastAsia" w:hAnsiTheme="majorEastAsia"/>
+          <w:b/>
+          <w:bCs/>
+          <w:sz w:val="24"/>
+        </w:rPr>
+        <w:t>破断口径推定誤差(</w:t>
+      </w:r>
+      <w:r>
+        <w:rPr>
+          <w:rFonts w:eastAsiaTheme="majorEastAsia"/>
+          <w:b/>
+          <w:bCs/>
+          <w:sz w:val="24"/>
+        </w:rPr>
+        <w:t>±10%</w:t>
+      </w:r>
+      <w:r>
+        <w:rPr>
+          <w:rFonts w:asciiTheme="majorEastAsia" w:eastAsiaTheme="majorEastAsia" w:hAnsiTheme="majorEastAsia"/>
+          <w:b/>
+          <w:bCs/>
+          <w:sz w:val="24"/>
+        </w:rPr>
+        <w:t>)が炉心過熱時間に与える影響</w:t>
+      </w:r>
+    </w:p>
+    <w:p/>
     <w:p>
       <w:pPr>
         <w:autoSpaceDE w:val="0"/>
@@ -4905,7 +4838,15 @@
           <w:kern w:val="0"/>
           <w:szCs w:val="19"/>
         </w:rPr>
-        <w:t>分までと設定したためである．したがって，炉心過熱</w:t>
+        <w:t>分までと設定したためである．したがって，炉心</w:t>
+      </w:r>
+      <w:r>
+        <w:rPr>
+          <w:rFonts w:hint="eastAsia"/>
+          <w:kern w:val="0"/>
+          <w:szCs w:val="19"/>
+        </w:rPr>
+        <w:t>過熱</w:t>
       </w:r>
       <w:r>
         <w:rPr>
@@ -5073,6 +5014,7 @@
           <w:kern w:val="0"/>
           <w:szCs w:val="19"/>
         </w:rPr>
+        <w:lastRenderedPageBreak/>
         <w:t>例えば，破断口径</w:t>
       </w:r>
       <w:r>
@@ -5213,7 +5155,6 @@
           <w:kern w:val="0"/>
           <w:szCs w:val="19"/>
         </w:rPr>
-        <w:lastRenderedPageBreak/>
         <w:t>一方，破断口径</w:t>
       </w:r>
       <w:r>
@@ -5586,15 +5527,15 @@
           <w:kern w:val="0"/>
           <w:szCs w:val="19"/>
         </w:rPr>
-        <w:t>より，クロスオーバーレグ破断およびコールドレグ破断の挙動は全体</w:t>
-      </w:r>
-      <w:r>
-        <w:rPr>
-          <w:rFonts w:hint="eastAsia"/>
-          <w:kern w:val="0"/>
-          <w:szCs w:val="19"/>
-        </w:rPr>
-        <w:t>として類似している一方で，ホットレグ破断はこれらと異なる傾向を示すことが確認できる．</w:t>
+        <w:t>より，クロスオー</w:t>
+      </w:r>
+      <w:r>
+        <w:rPr>
+          <w:rFonts w:hint="eastAsia"/>
+          <w:kern w:val="0"/>
+          <w:szCs w:val="19"/>
+        </w:rPr>
+        <w:t>バーレグ破断およびコールドレグ破断の挙動は全体として類似している一方で，ホットレグ破断はこれらと異なる傾向を示すことが確認できる．</w:t>
       </w:r>
     </w:p>
     <w:p>
@@ -5932,10 +5873,10 @@
         </w:rPr>
         <w:lastRenderedPageBreak/>
         <w:drawing>
-          <wp:inline distT="0" distB="0" distL="0" distR="0" wp14:anchorId="2EBCE038" wp14:editId="085892E1">
-            <wp:extent cx="6120130" cy="3201035"/>
-            <wp:effectExtent l="0" t="0" r="0" b="0"/>
-            <wp:docPr id="874080070" name="図 4"/>
+          <wp:inline distT="0" distB="0" distL="0" distR="0" wp14:anchorId="29276EEE" wp14:editId="4640B58D">
+            <wp:extent cx="6120130" cy="3197860"/>
+            <wp:effectExtent l="0" t="0" r="0" b="2540"/>
+            <wp:docPr id="1427376134" name="図 4"/>
             <wp:cNvGraphicFramePr>
               <a:graphicFrameLocks xmlns:a="http://schemas.openxmlformats.org/drawingml/2006/main" noChangeAspect="1"/>
             </wp:cNvGraphicFramePr>
@@ -5964,7 +5905,7 @@
                   <pic:spPr bwMode="auto">
                     <a:xfrm>
                       <a:off x="0" y="0"/>
-                      <a:ext cx="6120130" cy="3201035"/>
+                      <a:ext cx="6120130" cy="3197860"/>
                     </a:xfrm>
                     <a:prstGeom prst="rect">
                       <a:avLst/>
@@ -6193,10 +6134,10 @@
         </w:rPr>
         <w:lastRenderedPageBreak/>
         <w:drawing>
-          <wp:inline distT="0" distB="0" distL="0" distR="0" wp14:anchorId="7E9DE3F9" wp14:editId="000FA91F">
-            <wp:extent cx="6120130" cy="3201035"/>
-            <wp:effectExtent l="0" t="0" r="0" b="0"/>
-            <wp:docPr id="791251243" name="図 5"/>
+          <wp:inline distT="0" distB="0" distL="0" distR="0" wp14:anchorId="5CF3BF18" wp14:editId="2A5044F4">
+            <wp:extent cx="6120130" cy="3199130"/>
+            <wp:effectExtent l="0" t="0" r="0" b="1270"/>
+            <wp:docPr id="1096149668" name="図 7"/>
             <wp:cNvGraphicFramePr>
               <a:graphicFrameLocks xmlns:a="http://schemas.openxmlformats.org/drawingml/2006/main" noChangeAspect="1"/>
             </wp:cNvGraphicFramePr>
@@ -6204,7 +6145,7 @@
               <a:graphicData uri="http://schemas.openxmlformats.org/drawingml/2006/picture">
                 <pic:pic xmlns:pic="http://schemas.openxmlformats.org/drawingml/2006/picture">
                   <pic:nvPicPr>
-                    <pic:cNvPr id="0" name="Picture 2"/>
+                    <pic:cNvPr id="0" name="Picture 4"/>
                     <pic:cNvPicPr>
                       <a:picLocks noChangeAspect="1" noChangeArrowheads="1"/>
                     </pic:cNvPicPr>
@@ -6225,7 +6166,7 @@
                   <pic:spPr bwMode="auto">
                     <a:xfrm>
                       <a:off x="0" y="0"/>
-                      <a:ext cx="6120130" cy="3201035"/>
+                      <a:ext cx="6120130" cy="3199130"/>
                     </a:xfrm>
                     <a:prstGeom prst="rect">
                       <a:avLst/>
@@ -6387,13 +6328,7 @@
         <w:rPr>
           <w:rFonts w:hint="eastAsia"/>
         </w:rPr>
-        <w:t xml:space="preserve"> </w:t>
-      </w:r>
-      <w:r>
-        <w:rPr>
-          <w:rFonts w:hint="eastAsia"/>
-        </w:rPr>
-        <w:t>RCS</w:t>
+        <w:t xml:space="preserve"> RCS</w:t>
       </w:r>
       <w:r>
         <w:rPr>
@@ -6466,10 +6401,10 @@
         </w:rPr>
         <w:lastRenderedPageBreak/>
         <w:drawing>
-          <wp:inline distT="0" distB="0" distL="0" distR="0" wp14:anchorId="5C4C1F67" wp14:editId="7EBAE471">
-            <wp:extent cx="6120130" cy="3201035"/>
-            <wp:effectExtent l="0" t="0" r="0" b="0"/>
-            <wp:docPr id="700007036" name="図 6"/>
+          <wp:inline distT="0" distB="0" distL="0" distR="0" wp14:anchorId="0D4E7D0F" wp14:editId="1C218BEF">
+            <wp:extent cx="6120130" cy="3197860"/>
+            <wp:effectExtent l="0" t="0" r="0" b="2540"/>
+            <wp:docPr id="84868402" name="図 6"/>
             <wp:cNvGraphicFramePr>
               <a:graphicFrameLocks xmlns:a="http://schemas.openxmlformats.org/drawingml/2006/main" noChangeAspect="1"/>
             </wp:cNvGraphicFramePr>
@@ -6498,7 +6433,7 @@
                   <pic:spPr bwMode="auto">
                     <a:xfrm>
                       <a:off x="0" y="0"/>
-                      <a:ext cx="6120130" cy="3201035"/>
+                      <a:ext cx="6120130" cy="3197860"/>
                     </a:xfrm>
                     <a:prstGeom prst="rect">
                       <a:avLst/>
@@ -6580,10 +6515,10 @@
           <w:noProof/>
         </w:rPr>
         <w:drawing>
-          <wp:inline distT="0" distB="0" distL="0" distR="0" wp14:anchorId="74ABEF0B" wp14:editId="6E7CE403">
-            <wp:extent cx="6120130" cy="3201035"/>
-            <wp:effectExtent l="0" t="0" r="0" b="0"/>
-            <wp:docPr id="1757975972" name="図 11"/>
+          <wp:inline distT="0" distB="0" distL="0" distR="0" wp14:anchorId="0AAF974F" wp14:editId="4940B7AE">
+            <wp:extent cx="6120130" cy="3199130"/>
+            <wp:effectExtent l="0" t="0" r="0" b="1270"/>
+            <wp:docPr id="1802036320" name="図 8"/>
             <wp:cNvGraphicFramePr>
               <a:graphicFrameLocks xmlns:a="http://schemas.openxmlformats.org/drawingml/2006/main" noChangeAspect="1"/>
             </wp:cNvGraphicFramePr>
@@ -6591,7 +6526,7 @@
               <a:graphicData uri="http://schemas.openxmlformats.org/drawingml/2006/picture">
                 <pic:pic xmlns:pic="http://schemas.openxmlformats.org/drawingml/2006/picture">
                   <pic:nvPicPr>
-                    <pic:cNvPr id="0" name="Picture 8"/>
+                    <pic:cNvPr id="0" name="Picture 5"/>
                     <pic:cNvPicPr>
                       <a:picLocks noChangeAspect="1" noChangeArrowheads="1"/>
                     </pic:cNvPicPr>
@@ -6612,7 +6547,7 @@
                   <pic:spPr bwMode="auto">
                     <a:xfrm>
                       <a:off x="0" y="0"/>
-                      <a:ext cx="6120130" cy="3201035"/>
+                      <a:ext cx="6120130" cy="3199130"/>
                     </a:xfrm>
                     <a:prstGeom prst="rect">
                       <a:avLst/>
@@ -6683,10 +6618,10 @@
         </w:rPr>
         <w:lastRenderedPageBreak/>
         <w:drawing>
-          <wp:inline distT="0" distB="0" distL="0" distR="0" wp14:anchorId="4FCD9427" wp14:editId="3B90266F">
-            <wp:extent cx="6120130" cy="3166745"/>
+          <wp:inline distT="0" distB="0" distL="0" distR="0" wp14:anchorId="30D25C16" wp14:editId="425C5202">
+            <wp:extent cx="6120130" cy="3168650"/>
             <wp:effectExtent l="0" t="0" r="0" b="0"/>
-            <wp:docPr id="1907312511" name="図 19"/>
+            <wp:docPr id="594845418" name="図 9"/>
             <wp:cNvGraphicFramePr>
               <a:graphicFrameLocks xmlns:a="http://schemas.openxmlformats.org/drawingml/2006/main" noChangeAspect="1"/>
             </wp:cNvGraphicFramePr>
@@ -6694,7 +6629,7 @@
               <a:graphicData uri="http://schemas.openxmlformats.org/drawingml/2006/picture">
                 <pic:pic xmlns:pic="http://schemas.openxmlformats.org/drawingml/2006/picture">
                   <pic:nvPicPr>
-                    <pic:cNvPr id="0" name="Picture 16"/>
+                    <pic:cNvPr id="0" name="Picture 6"/>
                     <pic:cNvPicPr>
                       <a:picLocks noChangeAspect="1" noChangeArrowheads="1"/>
                     </pic:cNvPicPr>
@@ -6715,7 +6650,7 @@
                   <pic:spPr bwMode="auto">
                     <a:xfrm>
                       <a:off x="0" y="0"/>
-                      <a:ext cx="6120130" cy="3166745"/>
+                      <a:ext cx="6120130" cy="3168650"/>
                     </a:xfrm>
                     <a:prstGeom prst="rect">
                       <a:avLst/>
@@ -7518,13 +7453,7 @@
         <w:rPr>
           <w:rFonts w:hint="eastAsia"/>
         </w:rPr>
-        <w:t xml:space="preserve"> </w:t>
-      </w:r>
-      <w:r>
-        <w:rPr>
-          <w:rFonts w:hint="eastAsia"/>
-        </w:rPr>
-        <w:t>RCS</w:t>
+        <w:t xml:space="preserve"> RCS</w:t>
       </w:r>
       <w:r>
         <w:rPr>
@@ -7590,10 +7519,10 @@
           <w:noProof/>
         </w:rPr>
         <w:drawing>
-          <wp:inline distT="0" distB="0" distL="0" distR="0" wp14:anchorId="50DF7451" wp14:editId="0B6C9799">
-            <wp:extent cx="6120130" cy="3201035"/>
-            <wp:effectExtent l="0" t="0" r="0" b="0"/>
-            <wp:docPr id="98693087" name="図 7"/>
+          <wp:inline distT="0" distB="0" distL="0" distR="0" wp14:anchorId="2B8F4FFB" wp14:editId="3387E063">
+            <wp:extent cx="6120130" cy="3199130"/>
+            <wp:effectExtent l="0" t="0" r="0" b="1270"/>
+            <wp:docPr id="1443783491" name="図 10"/>
             <wp:cNvGraphicFramePr>
               <a:graphicFrameLocks xmlns:a="http://schemas.openxmlformats.org/drawingml/2006/main" noChangeAspect="1"/>
             </wp:cNvGraphicFramePr>
@@ -7601,7 +7530,7 @@
               <a:graphicData uri="http://schemas.openxmlformats.org/drawingml/2006/picture">
                 <pic:pic xmlns:pic="http://schemas.openxmlformats.org/drawingml/2006/picture">
                   <pic:nvPicPr>
-                    <pic:cNvPr id="0" name="Picture 4"/>
+                    <pic:cNvPr id="0" name="Picture 7"/>
                     <pic:cNvPicPr>
                       <a:picLocks noChangeAspect="1" noChangeArrowheads="1"/>
                     </pic:cNvPicPr>
@@ -7622,7 +7551,7 @@
                   <pic:spPr bwMode="auto">
                     <a:xfrm>
                       <a:off x="0" y="0"/>
-                      <a:ext cx="6120130" cy="3201035"/>
+                      <a:ext cx="6120130" cy="3199130"/>
                     </a:xfrm>
                     <a:prstGeom prst="rect">
                       <a:avLst/>
@@ -7785,13 +7714,7 @@
         <w:rPr>
           <w:rFonts w:hint="eastAsia"/>
         </w:rPr>
-        <w:t xml:space="preserve"> </w:t>
-      </w:r>
-      <w:r>
-        <w:rPr>
-          <w:rFonts w:hint="eastAsia"/>
-        </w:rPr>
-        <w:t>RCS</w:t>
+        <w:t xml:space="preserve"> RCS</w:t>
       </w:r>
       <w:r>
         <w:rPr>
@@ -7857,10 +7780,10 @@
           <w:noProof/>
         </w:rPr>
         <w:drawing>
-          <wp:inline distT="0" distB="0" distL="0" distR="0" wp14:anchorId="15938406" wp14:editId="7694BB0A">
-            <wp:extent cx="6120130" cy="3201035"/>
-            <wp:effectExtent l="0" t="0" r="0" b="0"/>
-            <wp:docPr id="1156525575" name="図 8"/>
+          <wp:inline distT="0" distB="0" distL="0" distR="0" wp14:anchorId="6D5EC972" wp14:editId="3E2F9871">
+            <wp:extent cx="6120130" cy="3199130"/>
+            <wp:effectExtent l="0" t="0" r="0" b="1270"/>
+            <wp:docPr id="1827604919" name="図 11"/>
             <wp:cNvGraphicFramePr>
               <a:graphicFrameLocks xmlns:a="http://schemas.openxmlformats.org/drawingml/2006/main" noChangeAspect="1"/>
             </wp:cNvGraphicFramePr>
@@ -7868,7 +7791,7 @@
               <a:graphicData uri="http://schemas.openxmlformats.org/drawingml/2006/picture">
                 <pic:pic xmlns:pic="http://schemas.openxmlformats.org/drawingml/2006/picture">
                   <pic:nvPicPr>
-                    <pic:cNvPr id="0" name="Picture 5"/>
+                    <pic:cNvPr id="0" name="Picture 8"/>
                     <pic:cNvPicPr>
                       <a:picLocks noChangeAspect="1" noChangeArrowheads="1"/>
                     </pic:cNvPicPr>
@@ -7889,7 +7812,7 @@
                   <pic:spPr bwMode="auto">
                     <a:xfrm>
                       <a:off x="0" y="0"/>
-                      <a:ext cx="6120130" cy="3201035"/>
+                      <a:ext cx="6120130" cy="3199130"/>
                     </a:xfrm>
                     <a:prstGeom prst="rect">
                       <a:avLst/>
@@ -8118,10 +8041,10 @@
           <w:noProof/>
         </w:rPr>
         <w:drawing>
-          <wp:inline distT="0" distB="0" distL="0" distR="0" wp14:anchorId="39AD9017" wp14:editId="1A513947">
-            <wp:extent cx="6120130" cy="3201035"/>
-            <wp:effectExtent l="0" t="0" r="0" b="0"/>
-            <wp:docPr id="1382418359" name="図 9"/>
+          <wp:inline distT="0" distB="0" distL="0" distR="0" wp14:anchorId="1D01FC76" wp14:editId="7A2E0B8E">
+            <wp:extent cx="6120130" cy="3199130"/>
+            <wp:effectExtent l="0" t="0" r="0" b="1270"/>
+            <wp:docPr id="448227117" name="図 12"/>
             <wp:cNvGraphicFramePr>
               <a:graphicFrameLocks xmlns:a="http://schemas.openxmlformats.org/drawingml/2006/main" noChangeAspect="1"/>
             </wp:cNvGraphicFramePr>
@@ -8129,7 +8052,7 @@
               <a:graphicData uri="http://schemas.openxmlformats.org/drawingml/2006/picture">
                 <pic:pic xmlns:pic="http://schemas.openxmlformats.org/drawingml/2006/picture">
                   <pic:nvPicPr>
-                    <pic:cNvPr id="0" name="Picture 6"/>
+                    <pic:cNvPr id="0" name="Picture 9"/>
                     <pic:cNvPicPr>
                       <a:picLocks noChangeAspect="1" noChangeArrowheads="1"/>
                     </pic:cNvPicPr>
@@ -8150,7 +8073,7 @@
                   <pic:spPr bwMode="auto">
                     <a:xfrm>
                       <a:off x="0" y="0"/>
-                      <a:ext cx="6120130" cy="3201035"/>
+                      <a:ext cx="6120130" cy="3199130"/>
                     </a:xfrm>
                     <a:prstGeom prst="rect">
                       <a:avLst/>
@@ -8233,10 +8156,10 @@
         </w:rPr>
         <w:lastRenderedPageBreak/>
         <w:drawing>
-          <wp:inline distT="0" distB="0" distL="0" distR="0" wp14:anchorId="1C7A5463" wp14:editId="28482B1B">
-            <wp:extent cx="6120130" cy="3166745"/>
-            <wp:effectExtent l="0" t="0" r="0" b="0"/>
-            <wp:docPr id="1848285074" name="図 12"/>
+          <wp:inline distT="0" distB="0" distL="0" distR="0" wp14:anchorId="4DBF9882" wp14:editId="40A54CD6">
+            <wp:extent cx="6120130" cy="3199130"/>
+            <wp:effectExtent l="0" t="0" r="0" b="1270"/>
+            <wp:docPr id="1587299522" name="図 13"/>
             <wp:cNvGraphicFramePr>
               <a:graphicFrameLocks xmlns:a="http://schemas.openxmlformats.org/drawingml/2006/main" noChangeAspect="1"/>
             </wp:cNvGraphicFramePr>
@@ -8244,7 +8167,7 @@
               <a:graphicData uri="http://schemas.openxmlformats.org/drawingml/2006/picture">
                 <pic:pic xmlns:pic="http://schemas.openxmlformats.org/drawingml/2006/picture">
                   <pic:nvPicPr>
-                    <pic:cNvPr id="0" name="Picture 9"/>
+                    <pic:cNvPr id="0" name="Picture 10"/>
                     <pic:cNvPicPr>
                       <a:picLocks noChangeAspect="1" noChangeArrowheads="1"/>
                     </pic:cNvPicPr>
@@ -8265,7 +8188,7 @@
                   <pic:spPr bwMode="auto">
                     <a:xfrm>
                       <a:off x="0" y="0"/>
-                      <a:ext cx="6120130" cy="3166745"/>
+                      <a:ext cx="6120130" cy="3199130"/>
                     </a:xfrm>
                     <a:prstGeom prst="rect">
                       <a:avLst/>
@@ -8335,10 +8258,10 @@
           <w:noProof/>
         </w:rPr>
         <w:drawing>
-          <wp:inline distT="0" distB="0" distL="0" distR="0" wp14:anchorId="541AEA73" wp14:editId="637F963B">
-            <wp:extent cx="6120130" cy="3166745"/>
+          <wp:inline distT="0" distB="0" distL="0" distR="0" wp14:anchorId="3C947D51" wp14:editId="02FC6343">
+            <wp:extent cx="6120130" cy="3168650"/>
             <wp:effectExtent l="0" t="0" r="0" b="0"/>
-            <wp:docPr id="2044117439" name="図 21"/>
+            <wp:docPr id="1503871855" name="図 14"/>
             <wp:cNvGraphicFramePr>
               <a:graphicFrameLocks xmlns:a="http://schemas.openxmlformats.org/drawingml/2006/main" noChangeAspect="1"/>
             </wp:cNvGraphicFramePr>
@@ -8346,7 +8269,7 @@
               <a:graphicData uri="http://schemas.openxmlformats.org/drawingml/2006/picture">
                 <pic:pic xmlns:pic="http://schemas.openxmlformats.org/drawingml/2006/picture">
                   <pic:nvPicPr>
-                    <pic:cNvPr id="0" name="Picture 18"/>
+                    <pic:cNvPr id="0" name="Picture 11"/>
                     <pic:cNvPicPr>
                       <a:picLocks noChangeAspect="1" noChangeArrowheads="1"/>
                     </pic:cNvPicPr>
@@ -8367,7 +8290,7 @@
                   <pic:spPr bwMode="auto">
                     <a:xfrm>
                       <a:off x="0" y="0"/>
-                      <a:ext cx="6120130" cy="3166745"/>
+                      <a:ext cx="6120130" cy="3168650"/>
                     </a:xfrm>
                     <a:prstGeom prst="rect">
                       <a:avLst/>
@@ -8518,7 +8441,7 @@
           <w:rFonts w:eastAsiaTheme="majorEastAsia"/>
           <w:b/>
           <w:kern w:val="0"/>
-          <w:sz w:val="20"/>
+          <w:szCs w:val="19"/>
         </w:rPr>
       </w:pPr>
     </w:p>
@@ -8654,24 +8577,34 @@
     </w:p>
     <w:p>
       <w:pPr>
-        <w:pStyle w:val="4"/>
-      </w:pPr>
-      <w:r>
-        <w:rPr>
-          <w:lang w:val="es-ES"/>
+        <w:rPr>
+          <w:b/>
+          <w:bCs/>
+          <w:sz w:val="24"/>
+        </w:rPr>
+      </w:pPr>
+      <w:r>
+        <w:rPr>
+          <w:b/>
+          <w:bCs/>
+          <w:sz w:val="24"/>
         </w:rPr>
         <w:t>4.</w:t>
       </w:r>
       <w:r>
         <w:rPr>
-          <w:lang w:val="es-ES"/>
+          <w:b/>
+          <w:bCs/>
+          <w:sz w:val="24"/>
         </w:rPr>
         <w:t xml:space="preserve">　</w:t>
       </w:r>
       <w:r>
         <w:rPr>
-          <w:rFonts w:hint="eastAsia"/>
-          <w:lang w:val="es-ES"/>
+          <w:rFonts w:asciiTheme="majorEastAsia" w:eastAsiaTheme="majorEastAsia" w:hAnsiTheme="majorEastAsia"/>
+          <w:b/>
+          <w:bCs/>
+          <w:sz w:val="24"/>
         </w:rPr>
         <w:t>結論</w:t>
       </w:r>
@@ -9273,6 +9206,7 @@
         <w:r>
           <w:rPr>
             <w:rStyle w:val="afd"/>
+            <w:color w:val="auto"/>
             <w:kern w:val="0"/>
             <w:szCs w:val="19"/>
           </w:rPr>
@@ -9388,6 +9322,7 @@
         <w:r>
           <w:rPr>
             <w:rStyle w:val="afd"/>
+            <w:color w:val="auto"/>
             <w:kern w:val="0"/>
             <w:sz w:val="18"/>
             <w:szCs w:val="18"/>
@@ -9638,6 +9573,7 @@
         <w:r>
           <w:rPr>
             <w:rStyle w:val="afd"/>
+            <w:color w:val="auto"/>
             <w:kern w:val="0"/>
             <w:sz w:val="18"/>
             <w:szCs w:val="18"/>
@@ -11568,7 +11504,7 @@
     <w:uiPriority w:val="9"/>
     <w:unhideWhenUsed/>
     <w:qFormat/>
-    <w:rsid w:val="00A05225"/>
+    <w:rsid w:val="00363A83"/>
     <w:pPr>
       <w:tabs>
         <w:tab w:val="left" w:pos="843"/>
@@ -11585,10 +11521,9 @@
       <w:rFonts w:eastAsiaTheme="majorEastAsia"/>
       <w:b/>
       <w:bCs/>
-      <w:color w:val="231916"/>
-      <w:spacing w:val="9"/>
       <w:kern w:val="0"/>
       <w:sz w:val="24"/>
+      <w:lang w:val="es-ES"/>
     </w:rPr>
   </w:style>
   <w:style w:type="character" w:default="1" w:styleId="a2">
@@ -11650,15 +11585,14 @@
     <w:name w:val="見出し 4 (文字)"/>
     <w:link w:val="4"/>
     <w:uiPriority w:val="9"/>
-    <w:rsid w:val="00A05225"/>
+    <w:rsid w:val="00363A83"/>
     <w:rPr>
       <w:rFonts w:ascii="Times New Roman" w:eastAsiaTheme="majorEastAsia" w:hAnsi="Times New Roman"/>
       <w:b/>
       <w:bCs/>
-      <w:color w:val="231916"/>
-      <w:spacing w:val="9"/>
       <w:sz w:val="24"/>
       <w:szCs w:val="24"/>
+      <w:lang w:val="es-ES"/>
     </w:rPr>
   </w:style>
   <w:style w:type="paragraph" w:styleId="a6">

--- a/2026INJ_NTxx_0514r18_確認.docx
+++ b/2026INJ_NTxx_0514r18_確認.docx
@@ -358,7 +358,7 @@
           <w:sz w:val="34"/>
           <w:szCs w:val="34"/>
         </w:rPr>
-        <w:t>加圧水型原子炉における冷却材喪失事故時の破断口径推定</w:t>
+        <w:t>加圧水型原子炉における冷却材喪失事故時の</w:t>
       </w:r>
     </w:p>
     <w:p>
@@ -379,7 +379,7 @@
           <w:sz w:val="34"/>
           <w:szCs w:val="34"/>
         </w:rPr>
-        <w:t>の高度化に向けた影響評価</w:t>
+        <w:t>破断口径推定の高度化に向けた影響評価</w:t>
       </w:r>
     </w:p>
     <w:p>
@@ -618,7 +618,7 @@
           <w:sz w:val="17"/>
           <w:szCs w:val="17"/>
         </w:rPr>
-        <w:t>(LOCA)</w:t>
+        <w:t>(</w:t>
       </w:r>
       <w:r>
         <w:rPr>
@@ -626,7 +626,7 @@
           <w:sz w:val="17"/>
           <w:szCs w:val="17"/>
         </w:rPr>
-        <w:t>では破断口径が重要な入力条件であるが，事故進展中に直接把握することは困難である．本研究では，破断口径推定の高度化を目的として，</w:t>
+        <w:t>LOCA</w:t>
       </w:r>
       <w:r>
         <w:rPr>
@@ -634,7 +634,7 @@
           <w:sz w:val="17"/>
           <w:szCs w:val="17"/>
         </w:rPr>
-        <w:t>LOCA</w:t>
+        <w:t>)</w:t>
       </w:r>
       <w:r>
         <w:rPr>
@@ -642,7 +642,7 @@
           <w:sz w:val="17"/>
           <w:szCs w:val="17"/>
         </w:rPr>
-        <w:t>時の破断口径推定誤差および破断箇所の違いが炉心過熱時間</w:t>
+        <w:t>では破断口径が重要な入力条件であるが，事故進展中に直接把握することは困難である．本研究では，破断口径推定の高度化を目的として，</w:t>
       </w:r>
       <w:r>
         <w:rPr>
@@ -650,7 +650,7 @@
           <w:sz w:val="17"/>
           <w:szCs w:val="17"/>
         </w:rPr>
-        <w:t>(</w:t>
+        <w:t>LOCA</w:t>
       </w:r>
       <w:r>
         <w:rPr>
@@ -658,7 +658,7 @@
           <w:sz w:val="17"/>
           <w:szCs w:val="17"/>
         </w:rPr>
-        <w:t>炉心温度が上昇するまでの時間</w:t>
+        <w:t>時の破断口径推定誤差および破断箇所の違いが炉心過熱時間</w:t>
       </w:r>
       <w:r>
         <w:rPr>
@@ -666,7 +666,7 @@
           <w:sz w:val="17"/>
           <w:szCs w:val="17"/>
         </w:rPr>
-        <w:t>)</w:t>
+        <w:t>(</w:t>
       </w:r>
       <w:r>
         <w:rPr>
@@ -674,7 +674,7 @@
           <w:sz w:val="17"/>
           <w:szCs w:val="17"/>
         </w:rPr>
-        <w:t>に与える影響を評価した．</w:t>
+        <w:t>炉心温度が上昇するまでの時間</w:t>
       </w:r>
       <w:r>
         <w:rPr>
@@ -682,7 +682,7 @@
           <w:sz w:val="17"/>
           <w:szCs w:val="17"/>
         </w:rPr>
-        <w:t>MAAP4</w:t>
+        <w:t>)</w:t>
       </w:r>
       <w:r>
         <w:rPr>
@@ -690,7 +690,7 @@
           <w:sz w:val="17"/>
           <w:szCs w:val="17"/>
         </w:rPr>
-        <w:t>を用い，</w:t>
+        <w:t>に与える影響を評価した．</w:t>
       </w:r>
       <w:r>
         <w:rPr>
@@ -698,7 +698,7 @@
           <w:sz w:val="17"/>
           <w:szCs w:val="17"/>
         </w:rPr>
-        <w:t>3</w:t>
+        <w:t>MAAP4</w:t>
       </w:r>
       <w:r>
         <w:rPr>
@@ -706,7 +706,7 @@
           <w:sz w:val="17"/>
           <w:szCs w:val="17"/>
         </w:rPr>
-        <w:t>ループおよび</w:t>
+        <w:t>を用い，</w:t>
       </w:r>
       <w:r>
         <w:rPr>
@@ -714,7 +714,7 @@
           <w:sz w:val="17"/>
           <w:szCs w:val="17"/>
         </w:rPr>
-        <w:t>4</w:t>
+        <w:t>3</w:t>
       </w:r>
       <w:r>
         <w:rPr>
@@ -722,7 +722,7 @@
           <w:sz w:val="17"/>
           <w:szCs w:val="17"/>
         </w:rPr>
-        <w:t>ループプラントを対象に感度解析を実施した結果，破断口径推定誤差</w:t>
+        <w:t>ループおよび</w:t>
       </w:r>
       <w:r>
         <w:rPr>
@@ -730,7 +730,39 @@
           <w:sz w:val="17"/>
           <w:szCs w:val="17"/>
         </w:rPr>
-        <w:t>(±10%)</w:t>
+        <w:t>4</w:t>
+      </w:r>
+      <w:r>
+        <w:rPr>
+          <w:rFonts w:eastAsiaTheme="minorEastAsia"/>
+          <w:sz w:val="17"/>
+          <w:szCs w:val="17"/>
+        </w:rPr>
+        <w:t>ループプラントを対象に感度解析を実施した結果，破断口径推定誤差</w:t>
+      </w:r>
+      <w:r>
+        <w:rPr>
+          <w:rFonts w:eastAsiaTheme="minorEastAsia"/>
+          <w:sz w:val="17"/>
+          <w:szCs w:val="17"/>
+        </w:rPr>
+        <w:t>(</w:t>
+      </w:r>
+      <w:r>
+        <w:rPr>
+          <w:rFonts w:eastAsiaTheme="minorEastAsia"/>
+          <w:sz w:val="17"/>
+          <w:szCs w:val="17"/>
+        </w:rPr>
+        <w:t>±10%</w:t>
+      </w:r>
+      <w:r>
+        <w:rPr>
+          <w:rFonts w:eastAsiaTheme="minorEastAsia"/>
+          <w:sz w:val="17"/>
+          <w:szCs w:val="17"/>
+        </w:rPr>
+        <w:t>)</w:t>
       </w:r>
       <w:r>
         <w:rPr>
@@ -871,7 +903,71 @@
           <w:sz w:val="17"/>
           <w:szCs w:val="17"/>
         </w:rPr>
-        <w:t>Accident progression prediction is required to support decision-making during nuclear emergencies under conditions of limited information. In loss-of-coolant accidents (LOCA), the break size in the reactor coolant system is a key input parameter governing accident progression; however, identifying the size directly during an accident is difficult. This study evaluates the effects of break size estimation uncertainty and break location differences on the predicted core heat-up time, with the aim of supporting improvements in break size estimation. Sensitivity analyses were performed with the severe accident analysis code MAAP4 for representative three-loop and four-loop pressurized water reactor plants. The results indicate that the impact of break size estimation uncertainty (±10%) on core heat-up time depends on the break size and becomes significant in the small- to medium-break range. Differences in break location can also lead to deviations in core heat-up time on the order of several hours. These findings quantitatively clarify the influence of break size estimation uncertainty and break location differences on accident progression prediction and demonstrate the importance of considering uncertainties in both break size and break location in LOCA accident progression prediction.</w:t>
+        <w:t xml:space="preserve">Accident progression prediction is required to support decision-making during nuclear emergencies under conditions of limited information. In loss-of-coolant accidents </w:t>
+      </w:r>
+      <w:r>
+        <w:rPr>
+          <w:bCs/>
+          <w:sz w:val="17"/>
+          <w:szCs w:val="17"/>
+        </w:rPr>
+        <w:t>(</w:t>
+      </w:r>
+      <w:r>
+        <w:rPr>
+          <w:bCs/>
+          <w:sz w:val="17"/>
+          <w:szCs w:val="17"/>
+        </w:rPr>
+        <w:t>LOCA</w:t>
+      </w:r>
+      <w:r>
+        <w:rPr>
+          <w:bCs/>
+          <w:sz w:val="17"/>
+          <w:szCs w:val="17"/>
+        </w:rPr>
+        <w:t>)</w:t>
+      </w:r>
+      <w:r>
+        <w:rPr>
+          <w:bCs/>
+          <w:sz w:val="17"/>
+          <w:szCs w:val="17"/>
+        </w:rPr>
+        <w:t xml:space="preserve">, the break size in the reactor coolant system is a key input parameter governing accident progression; however, identifying the size directly during an accident is difficult. This study evaluates the effects of break size estimation uncertainty and break location differences on the predicted core heat-up time, with the aim of supporting improvements in break size estimation. Sensitivity analyses were performed with the severe accident analysis code MAAP4 for representative three-loop and four-loop pressurized water reactor plants. The results indicate that the impact of break size estimation uncertainty </w:t>
+      </w:r>
+      <w:r>
+        <w:rPr>
+          <w:bCs/>
+          <w:sz w:val="17"/>
+          <w:szCs w:val="17"/>
+        </w:rPr>
+        <w:t>(</w:t>
+      </w:r>
+      <w:r>
+        <w:rPr>
+          <w:bCs/>
+          <w:sz w:val="17"/>
+          <w:szCs w:val="17"/>
+        </w:rPr>
+        <w:t>±10%</w:t>
+      </w:r>
+      <w:r>
+        <w:rPr>
+          <w:bCs/>
+          <w:sz w:val="17"/>
+          <w:szCs w:val="17"/>
+        </w:rPr>
+        <w:t>)</w:t>
+      </w:r>
+      <w:r>
+        <w:rPr>
+          <w:bCs/>
+          <w:sz w:val="17"/>
+          <w:szCs w:val="17"/>
+        </w:rPr>
+        <w:t xml:space="preserve"> on core heat-up time depends on the break size and becomes significant in the small- to medium-break range. Differences in break location can also lead to deviations in core heat-up time on the order of several hours. These findings quantitatively clarify the influence of break size estimation uncertainty and break location differences on accident progression prediction and demonstrate the importance of considering uncertainties in both break size and break location in LOCA accident progression prediction.</w:t>
       </w:r>
     </w:p>
     <w:p>
@@ -1140,7 +1236,6 @@
         <w:spacing w:line="310" w:lineRule="exact"/>
         <w:ind w:firstLineChars="100" w:firstLine="190"/>
         <w:rPr>
-          <w:rFonts w:hint="eastAsia"/>
           <w:noProof/>
         </w:rPr>
       </w:pPr>
@@ -1494,7 +1589,7 @@
           <w:kern w:val="0"/>
           <w:szCs w:val="19"/>
         </w:rPr>
-        <w:t>では，加圧水型原子力炉を対象として，原子力災害時における事象進展予測技術の開発を進めてきた．</w:t>
+        <w:t>では，加圧水型原子炉を対象として，原子力災害時における事象進展予測技術の開発を進めてきた．</w:t>
       </w:r>
       <w:r>
         <w:rPr>
@@ -1511,7 +1606,25 @@
           <w:szCs w:val="19"/>
           <w:vertAlign w:val="superscript"/>
         </w:rPr>
-        <w:t>(1)</w:t>
+        <w:t>(</w:t>
+      </w:r>
+      <w:r>
+        <w:rPr>
+          <w:rFonts w:hint="eastAsia"/>
+          <w:kern w:val="0"/>
+          <w:szCs w:val="19"/>
+          <w:vertAlign w:val="superscript"/>
+        </w:rPr>
+        <w:t>1</w:t>
+      </w:r>
+      <w:r>
+        <w:rPr>
+          <w:rFonts w:hint="eastAsia"/>
+          <w:kern w:val="0"/>
+          <w:szCs w:val="19"/>
+          <w:vertAlign w:val="superscript"/>
+        </w:rPr>
+        <w:t>)</w:t>
       </w:r>
       <w:r>
         <w:rPr>
@@ -1536,7 +1649,25 @@
           <w:szCs w:val="19"/>
           <w:vertAlign w:val="superscript"/>
         </w:rPr>
-        <w:t>(2)</w:t>
+        <w:t>(</w:t>
+      </w:r>
+      <w:r>
+        <w:rPr>
+          <w:rFonts w:hint="eastAsia"/>
+          <w:kern w:val="0"/>
+          <w:szCs w:val="19"/>
+          <w:vertAlign w:val="superscript"/>
+        </w:rPr>
+        <w:t>2</w:t>
+      </w:r>
+      <w:r>
+        <w:rPr>
+          <w:rFonts w:hint="eastAsia"/>
+          <w:kern w:val="0"/>
+          <w:szCs w:val="19"/>
+          <w:vertAlign w:val="superscript"/>
+        </w:rPr>
+        <w:t>)</w:t>
       </w:r>
       <w:r>
         <w:rPr>
@@ -1866,7 +1997,25 @@
           <w:szCs w:val="19"/>
           <w:vertAlign w:val="superscript"/>
         </w:rPr>
-        <w:t>(4)</w:t>
+        <w:t>(</w:t>
+      </w:r>
+      <w:r>
+        <w:rPr>
+          <w:rFonts w:hint="eastAsia"/>
+          <w:kern w:val="0"/>
+          <w:szCs w:val="19"/>
+          <w:vertAlign w:val="superscript"/>
+        </w:rPr>
+        <w:t>4</w:t>
+      </w:r>
+      <w:r>
+        <w:rPr>
+          <w:rFonts w:hint="eastAsia"/>
+          <w:kern w:val="0"/>
+          <w:szCs w:val="19"/>
+          <w:vertAlign w:val="superscript"/>
+        </w:rPr>
+        <w:t>)</w:t>
       </w:r>
       <w:r>
         <w:rPr>
@@ -1971,7 +2120,7 @@
           <w:kern w:val="0"/>
           <w:szCs w:val="19"/>
         </w:rPr>
-        <w:t>加圧水型原子力炉において原子炉冷却材が流出する主な箇所は，図</w:t>
+        <w:t>加圧水型原子炉において原子炉冷却材が流出する主な箇所は，図</w:t>
       </w:r>
       <w:r>
         <w:rPr>
@@ -2088,33 +2237,23 @@
     </w:p>
     <w:p>
       <w:pPr>
-        <w:spacing w:line="310" w:lineRule="exact"/>
-        <w:ind w:firstLineChars="100" w:firstLine="190"/>
-        <w:rPr>
-          <w:kern w:val="0"/>
-          <w:szCs w:val="19"/>
-        </w:rPr>
-      </w:pPr>
-    </w:p>
-    <w:p>
-      <w:pPr>
-        <w:rPr>
-          <w:kern w:val="0"/>
-          <w:szCs w:val="19"/>
-        </w:rPr>
-      </w:pPr>
-      <w:r>
-        <w:rPr>
-          <w:rFonts w:hint="eastAsia"/>
+        <w:jc w:val="center"/>
+        <w:rPr>
+          <w:kern w:val="0"/>
+          <w:szCs w:val="19"/>
+        </w:rPr>
+      </w:pPr>
+      <w:r>
+        <w:rPr>
           <w:noProof/>
           <w:kern w:val="0"/>
           <w:szCs w:val="19"/>
         </w:rPr>
         <w:drawing>
-          <wp:inline distT="0" distB="0" distL="0" distR="0" wp14:anchorId="3CE65E3B" wp14:editId="2059FCA5">
-            <wp:extent cx="2861945" cy="3816549"/>
+          <wp:inline distT="0" distB="0" distL="0" distR="0" wp14:anchorId="6C99A4F5" wp14:editId="2DD70707">
+            <wp:extent cx="2861945" cy="3037205"/>
             <wp:effectExtent l="0" t="0" r="0" b="0"/>
-            <wp:docPr id="5" name="図 5"/>
+            <wp:docPr id="816975108" name="図 9"/>
             <wp:cNvGraphicFramePr>
               <a:graphicFrameLocks xmlns:a="http://schemas.openxmlformats.org/drawingml/2006/main" noChangeAspect="1"/>
             </wp:cNvGraphicFramePr>
@@ -2122,36 +2261,23 @@
               <a:graphicData uri="http://schemas.openxmlformats.org/drawingml/2006/picture">
                 <pic:pic xmlns:pic="http://schemas.openxmlformats.org/drawingml/2006/picture">
                   <pic:nvPicPr>
-                    <pic:cNvPr id="0" name="Picture 1"/>
-                    <pic:cNvPicPr>
-                      <a:picLocks noChangeAspect="1" noChangeArrowheads="1"/>
-                    </pic:cNvPicPr>
+                    <pic:cNvPr id="816975108" name="図 816975108"/>
+                    <pic:cNvPicPr/>
                   </pic:nvPicPr>
                   <pic:blipFill>
-                    <a:blip r:embed="rId9" cstate="print">
-                      <a:extLst>
-                        <a:ext uri="{28A0092B-C50C-407E-A947-70E740481C1C}">
-                          <a14:useLocalDpi xmlns:a14="http://schemas.microsoft.com/office/drawing/2010/main" val="0"/>
-                        </a:ext>
-                      </a:extLst>
-                    </a:blip>
-                    <a:srcRect/>
+                    <a:blip r:embed="rId9"/>
                     <a:stretch>
                       <a:fillRect/>
                     </a:stretch>
                   </pic:blipFill>
-                  <pic:spPr bwMode="auto">
+                  <pic:spPr>
                     <a:xfrm>
                       <a:off x="0" y="0"/>
-                      <a:ext cx="2861945" cy="3816549"/>
+                      <a:ext cx="2861945" cy="3037205"/>
                     </a:xfrm>
                     <a:prstGeom prst="rect">
                       <a:avLst/>
                     </a:prstGeom>
-                    <a:noFill/>
-                    <a:ln>
-                      <a:noFill/>
-                    </a:ln>
                   </pic:spPr>
                 </pic:pic>
               </a:graphicData>
@@ -2163,12 +2289,6 @@
     <w:p>
       <w:pPr>
         <w:pStyle w:val="aff"/>
-        <w:spacing w:line="310" w:lineRule="exact"/>
-        <w:jc w:val="center"/>
-        <w:rPr>
-          <w:kern w:val="0"/>
-          <w:szCs w:val="19"/>
-        </w:rPr>
       </w:pPr>
       <w:r>
         <w:rPr>
@@ -2180,7 +2300,7 @@
         <w:rPr>
           <w:rFonts w:hint="eastAsia"/>
         </w:rPr>
-        <w:t xml:space="preserve"> 1</w:t>
+        <w:t>1</w:t>
       </w:r>
       <w:r>
         <w:rPr>
@@ -2191,18 +2311,26 @@
       <w:r>
         <w:rPr>
           <w:rFonts w:hint="eastAsia"/>
-          <w:kern w:val="0"/>
-          <w:szCs w:val="19"/>
         </w:rPr>
         <w:t>原子炉冷却材が流出する主な場所</w:t>
       </w:r>
       <w:r>
         <w:rPr>
-          <w:kern w:val="0"/>
-          <w:szCs w:val="19"/>
           <w:vertAlign w:val="superscript"/>
         </w:rPr>
-        <w:t>(3)</w:t>
+        <w:t>(</w:t>
+      </w:r>
+      <w:r>
+        <w:rPr>
+          <w:vertAlign w:val="superscript"/>
+        </w:rPr>
+        <w:t>3</w:t>
+      </w:r>
+      <w:r>
+        <w:rPr>
+          <w:vertAlign w:val="superscript"/>
+        </w:rPr>
+        <w:t>)</w:t>
       </w:r>
     </w:p>
     <w:p>
@@ -2246,15 +2374,7 @@
           <w:kern w:val="0"/>
           <w:szCs w:val="19"/>
         </w:rPr>
-        <w:t>るまでの時間に及ぼす</w:t>
-      </w:r>
-      <w:r>
-        <w:rPr>
-          <w:rFonts w:hint="eastAsia"/>
-          <w:kern w:val="0"/>
-          <w:szCs w:val="19"/>
-        </w:rPr>
-        <w:t>影響を把握しておくことが重要である．</w:t>
+        <w:t>るまでの時間に及ぼす影響を把握しておくことが重要である．</w:t>
       </w:r>
     </w:p>
     <w:p>
@@ -2296,7 +2416,15 @@
           <w:kern w:val="0"/>
           <w:szCs w:val="19"/>
         </w:rPr>
-        <w:t>10%)</w:t>
+        <w:t>10%</w:t>
+      </w:r>
+      <w:r>
+        <w:rPr>
+          <w:rFonts w:hint="eastAsia"/>
+          <w:kern w:val="0"/>
+          <w:szCs w:val="19"/>
+        </w:rPr>
+        <w:t>)</w:t>
       </w:r>
       <w:r>
         <w:rPr>
@@ -2352,7 +2480,15 @@
           <w:kern w:val="0"/>
           <w:szCs w:val="19"/>
         </w:rPr>
-        <w:t>に与える感度を整理するとともに，同一破断口径を仮定した場合の破断箇所の違いが将来予測に及ぼす影響を定量的に評価することである．</w:t>
+        <w:t>に与える感度を整理するとともに，同一破断口径</w:t>
+      </w:r>
+      <w:r>
+        <w:rPr>
+          <w:rFonts w:hint="eastAsia"/>
+          <w:kern w:val="0"/>
+          <w:szCs w:val="19"/>
+        </w:rPr>
+        <w:t>を仮定した場合の破断箇所の違いが将来予測に及ぼす影響を定量的に評価することである．</w:t>
       </w:r>
     </w:p>
     <w:p>
@@ -2644,7 +2780,7 @@
           <w:kern w:val="0"/>
           <w:szCs w:val="19"/>
         </w:rPr>
-        <w:t>＋</w:t>
+        <w:t>+</w:t>
       </w:r>
       <w:r>
         <w:rPr>
@@ -2790,17 +2926,6 @@
       </w:r>
       <w:r>
         <w:rPr>
-          <w:rFonts w:eastAsiaTheme="majorEastAsia"/>
-          <w:b/>
-          <w:bCs/>
-          <w:kern w:val="0"/>
-          <w:sz w:val="24"/>
-          <w:szCs w:val="36"/>
-        </w:rPr>
-        <w:t xml:space="preserve"> </w:t>
-      </w:r>
-      <w:r>
-        <w:rPr>
           <w:rFonts w:ascii="ＭＳ ゴシック" w:eastAsiaTheme="majorEastAsia" w:hAnsi="ＭＳ ゴシック" w:cs="`&gt;_»˛"/>
           <w:b/>
           <w:bCs/>
@@ -2828,67 +2953,106 @@
         <w:autoSpaceDN w:val="0"/>
         <w:spacing w:line="310" w:lineRule="exact"/>
         <w:ind w:firstLineChars="100" w:firstLine="190"/>
-      </w:pPr>
-      <w:r>
-        <w:rPr>
-          <w:rFonts w:hint="eastAsia"/>
+        <w:rPr>
+          <w:kern w:val="0"/>
+        </w:rPr>
+      </w:pPr>
+      <w:r>
+        <w:rPr>
+          <w:rFonts w:hint="eastAsia"/>
+          <w:kern w:val="0"/>
         </w:rPr>
         <w:t>中村ら</w:t>
       </w:r>
       <w:r>
         <w:rPr>
           <w:rFonts w:hint="eastAsia"/>
+          <w:kern w:val="0"/>
           <w:vertAlign w:val="superscript"/>
         </w:rPr>
-        <w:t>(4)</w:t>
-      </w:r>
-      <w:r>
-        <w:rPr>
-          <w:rFonts w:hint="eastAsia"/>
+        <w:t>(</w:t>
+      </w:r>
+      <w:r>
+        <w:rPr>
+          <w:rFonts w:hint="eastAsia"/>
+          <w:kern w:val="0"/>
+          <w:vertAlign w:val="superscript"/>
+        </w:rPr>
+        <w:t>4</w:t>
+      </w:r>
+      <w:r>
+        <w:rPr>
+          <w:rFonts w:hint="eastAsia"/>
+          <w:kern w:val="0"/>
+          <w:vertAlign w:val="superscript"/>
+        </w:rPr>
+        <w:t>)</w:t>
+      </w:r>
+      <w:r>
+        <w:rPr>
+          <w:rFonts w:hint="eastAsia"/>
+          <w:kern w:val="0"/>
         </w:rPr>
         <w:t>は，</w:t>
       </w:r>
       <w:r>
         <w:rPr>
           <w:rFonts w:hint="eastAsia"/>
+          <w:kern w:val="0"/>
         </w:rPr>
         <w:t>LOCA</w:t>
       </w:r>
       <w:r>
         <w:rPr>
           <w:rFonts w:hint="eastAsia"/>
+          <w:kern w:val="0"/>
         </w:rPr>
         <w:t>時の</w:t>
       </w:r>
       <w:r>
         <w:rPr>
           <w:rFonts w:hint="eastAsia"/>
+          <w:kern w:val="0"/>
         </w:rPr>
         <w:t>RCS</w:t>
       </w:r>
       <w:r>
         <w:rPr>
           <w:rFonts w:hint="eastAsia"/>
+          <w:kern w:val="0"/>
         </w:rPr>
         <w:t>圧力挙動</w:t>
       </w:r>
       <w:r>
+        <w:rPr>
+          <w:kern w:val="0"/>
+        </w:rPr>
         <w:t>から漏えい口径</w:t>
       </w:r>
       <w:r>
         <w:rPr>
           <w:i/>
           <w:iCs/>
+          <w:kern w:val="0"/>
         </w:rPr>
         <w:t>D</w:t>
       </w:r>
       <w:r>
+        <w:rPr>
+          <w:kern w:val="0"/>
+        </w:rPr>
         <w:t>を推定するため，</w:t>
       </w:r>
       <w:r>
+        <w:rPr>
+          <w:kern w:val="0"/>
+        </w:rPr>
         <w:t>RCS</w:t>
       </w:r>
       <w:r>
+        <w:rPr>
+          <w:kern w:val="0"/>
+        </w:rPr>
         <w:t>圧力低下時の特徴量として</w:t>
       </w:r>
       <w:proofErr w:type="spellStart"/>
@@ -2896,18 +3060,23 @@
         <w:rPr>
           <w:rFonts w:hint="eastAsia"/>
           <w:i/>
+          <w:kern w:val="0"/>
         </w:rPr>
         <w:t>dP</w:t>
       </w:r>
       <w:r>
         <w:rPr>
           <w:i/>
+          <w:kern w:val="0"/>
           <w:vertAlign w:val="subscript"/>
         </w:rPr>
         <w:t>min</w:t>
       </w:r>
       <w:proofErr w:type="spellEnd"/>
       <w:r>
+        <w:rPr>
+          <w:kern w:val="0"/>
+        </w:rPr>
         <w:t>および</w:t>
       </w:r>
       <w:proofErr w:type="spellStart"/>
@@ -2915,6 +3084,7 @@
         <w:rPr>
           <w:rFonts w:asciiTheme="minorHAnsi" w:hAnsiTheme="minorHAnsi"/>
           <w:i/>
+          <w:kern w:val="0"/>
         </w:rPr>
         <w:t>τ</w:t>
       </w:r>
@@ -2922,6 +3092,7 @@
         <w:rPr>
           <w:rFonts w:hint="eastAsia"/>
           <w:i/>
+          <w:kern w:val="0"/>
           <w:vertAlign w:val="subscript"/>
         </w:rPr>
         <w:t>d</w:t>
@@ -2929,24 +3100,40 @@
       <w:r>
         <w:rPr>
           <w:i/>
+          <w:kern w:val="0"/>
           <w:vertAlign w:val="subscript"/>
         </w:rPr>
         <w:t>Pmin</w:t>
       </w:r>
       <w:proofErr w:type="spellEnd"/>
       <w:r>
+        <w:rPr>
+          <w:kern w:val="0"/>
+        </w:rPr>
         <w:t>を用いた</w:t>
       </w:r>
       <w:r>
+        <w:rPr>
+          <w:kern w:val="0"/>
+        </w:rPr>
         <w:t>GPR</w:t>
       </w:r>
       <w:r>
+        <w:rPr>
+          <w:kern w:val="0"/>
+        </w:rPr>
         <w:t>による推定手法を提案している</w:t>
       </w:r>
       <w:r>
+        <w:rPr>
+          <w:kern w:val="0"/>
+        </w:rPr>
         <w:t>．</w:t>
       </w:r>
       <w:r>
+        <w:rPr>
+          <w:kern w:val="0"/>
+        </w:rPr>
         <w:t>本研究では，この手法と同様に，</w:t>
       </w:r>
       <w:proofErr w:type="spellStart"/>
@@ -2954,18 +3141,23 @@
         <w:rPr>
           <w:rFonts w:hint="eastAsia"/>
           <w:i/>
+          <w:kern w:val="0"/>
         </w:rPr>
         <w:t>dP</w:t>
       </w:r>
       <w:r>
         <w:rPr>
           <w:i/>
+          <w:kern w:val="0"/>
           <w:vertAlign w:val="subscript"/>
         </w:rPr>
         <w:t>min</w:t>
       </w:r>
       <w:proofErr w:type="spellEnd"/>
       <w:r>
+        <w:rPr>
+          <w:kern w:val="0"/>
+        </w:rPr>
         <w:t>および</w:t>
       </w:r>
       <w:proofErr w:type="spellStart"/>
@@ -2973,6 +3165,7 @@
         <w:rPr>
           <w:rFonts w:asciiTheme="minorHAnsi" w:hAnsiTheme="minorHAnsi"/>
           <w:i/>
+          <w:kern w:val="0"/>
         </w:rPr>
         <w:t>τ</w:t>
       </w:r>
@@ -2980,6 +3173,7 @@
         <w:rPr>
           <w:rFonts w:hint="eastAsia"/>
           <w:i/>
+          <w:kern w:val="0"/>
           <w:vertAlign w:val="subscript"/>
         </w:rPr>
         <w:t>d</w:t>
@@ -2987,25 +3181,36 @@
       <w:r>
         <w:rPr>
           <w:i/>
+          <w:kern w:val="0"/>
           <w:vertAlign w:val="subscript"/>
         </w:rPr>
         <w:t>Pmin</w:t>
       </w:r>
       <w:proofErr w:type="spellEnd"/>
       <w:r>
+        <w:rPr>
+          <w:kern w:val="0"/>
+        </w:rPr>
         <w:t>を漏えい口径</w:t>
       </w:r>
       <w:r>
         <w:rPr>
           <w:i/>
           <w:iCs/>
+          <w:kern w:val="0"/>
         </w:rPr>
         <w:t>D</w:t>
       </w:r>
       <w:r>
+        <w:rPr>
+          <w:kern w:val="0"/>
+        </w:rPr>
         <w:t>の推定に用いる特徴量として扱った</w:t>
       </w:r>
       <w:r>
+        <w:rPr>
+          <w:kern w:val="0"/>
+        </w:rPr>
         <w:t>．</w:t>
       </w:r>
     </w:p>
@@ -3015,58 +3220,70 @@
         <w:autoSpaceDN w:val="0"/>
         <w:spacing w:line="310" w:lineRule="exact"/>
         <w:ind w:firstLineChars="100" w:firstLine="190"/>
-      </w:pPr>
-      <w:r>
-        <w:rPr>
-          <w:rFonts w:hint="eastAsia"/>
+        <w:rPr>
+          <w:kern w:val="0"/>
+        </w:rPr>
+      </w:pPr>
+      <w:r>
+        <w:rPr>
+          <w:rFonts w:hint="eastAsia"/>
+          <w:kern w:val="0"/>
         </w:rPr>
         <w:t>図</w:t>
       </w:r>
       <w:r>
         <w:rPr>
           <w:rFonts w:hint="eastAsia"/>
+          <w:kern w:val="0"/>
         </w:rPr>
         <w:t>2</w:t>
       </w:r>
       <w:r>
         <w:rPr>
           <w:rFonts w:hint="eastAsia"/>
+          <w:kern w:val="0"/>
         </w:rPr>
         <w:t>に示すように，</w:t>
       </w:r>
       <w:r>
         <w:rPr>
           <w:rFonts w:hint="eastAsia"/>
+          <w:kern w:val="0"/>
         </w:rPr>
         <w:t>RCS</w:t>
       </w:r>
       <w:r>
         <w:rPr>
           <w:rFonts w:hint="eastAsia"/>
+          <w:kern w:val="0"/>
         </w:rPr>
         <w:t>圧力と飽和蒸気圧との差が</w:t>
       </w:r>
       <w:r>
         <w:rPr>
           <w:rFonts w:hint="eastAsia"/>
+          <w:kern w:val="0"/>
         </w:rPr>
         <w:t>0.1 MPa</w:t>
       </w:r>
       <w:r>
         <w:rPr>
           <w:rFonts w:hint="eastAsia"/>
+          <w:kern w:val="0"/>
         </w:rPr>
         <w:t>未満になった時点を推定開始時刻とする</w:t>
       </w:r>
       <w:r>
         <w:rPr>
           <w:rFonts w:hint="eastAsia"/>
+          <w:kern w:val="0"/>
         </w:rPr>
         <w:t>．</w:t>
       </w:r>
       <w:r>
         <w:rPr>
           <w:rFonts w:hint="eastAsia"/>
+          <w:kern w:val="0"/>
         </w:rPr>
         <w:t>そして，推定開始時刻以降において圧力の時間微分</w:t>
       </w:r>
@@ -3075,12 +3292,14 @@
         <w:rPr>
           <w:rFonts w:hint="eastAsia"/>
           <w:i/>
+          <w:kern w:val="0"/>
         </w:rPr>
         <w:t>d</w:t>
       </w:r>
       <w:r>
         <w:rPr>
           <w:i/>
+          <w:kern w:val="0"/>
         </w:rPr>
         <w:t>P</w:t>
       </w:r>
@@ -3088,18 +3307,21 @@
       <w:r>
         <w:rPr>
           <w:rFonts w:hint="eastAsia"/>
+          <w:kern w:val="0"/>
         </w:rPr>
         <w:t>が最小値をとる時点，すなわち</w:t>
       </w:r>
       <w:r>
         <w:rPr>
           <w:rFonts w:hint="eastAsia"/>
+          <w:kern w:val="0"/>
         </w:rPr>
         <w:t>RCS</w:t>
       </w:r>
       <w:r>
         <w:rPr>
           <w:rFonts w:hint="eastAsia"/>
+          <w:kern w:val="0"/>
         </w:rPr>
         <w:t>圧力低下が最も急となる時点の値を</w:t>
       </w:r>
@@ -3108,12 +3330,14 @@
         <w:rPr>
           <w:rFonts w:hint="eastAsia"/>
           <w:i/>
+          <w:kern w:val="0"/>
         </w:rPr>
         <w:t>dP</w:t>
       </w:r>
       <w:r>
         <w:rPr>
           <w:i/>
+          <w:kern w:val="0"/>
           <w:vertAlign w:val="subscript"/>
         </w:rPr>
         <w:t>min</w:t>
@@ -3122,18 +3346,21 @@
       <w:r>
         <w:rPr>
           <w:rFonts w:hint="eastAsia"/>
+          <w:kern w:val="0"/>
         </w:rPr>
         <w:t>と定義する</w:t>
       </w:r>
       <w:r>
         <w:rPr>
           <w:rFonts w:hint="eastAsia"/>
+          <w:kern w:val="0"/>
         </w:rPr>
         <w:t>．</w:t>
       </w:r>
       <w:r>
         <w:rPr>
           <w:rFonts w:hint="eastAsia"/>
+          <w:kern w:val="0"/>
         </w:rPr>
         <w:t>また，推定開始時刻から</w:t>
       </w:r>
@@ -3142,12 +3369,14 @@
         <w:rPr>
           <w:rFonts w:hint="eastAsia"/>
           <w:i/>
+          <w:kern w:val="0"/>
         </w:rPr>
         <w:t>dP</w:t>
       </w:r>
       <w:r>
         <w:rPr>
           <w:i/>
+          <w:kern w:val="0"/>
           <w:vertAlign w:val="subscript"/>
         </w:rPr>
         <w:t>min</w:t>
@@ -3156,6 +3385,7 @@
       <w:r>
         <w:rPr>
           <w:rFonts w:hint="eastAsia"/>
+          <w:kern w:val="0"/>
         </w:rPr>
         <w:t>に到達するまでに要する時間を</w:t>
       </w:r>
@@ -3164,6 +3394,7 @@
         <w:rPr>
           <w:rFonts w:asciiTheme="minorHAnsi" w:hAnsiTheme="minorHAnsi"/>
           <w:i/>
+          <w:kern w:val="0"/>
         </w:rPr>
         <w:t>τ</w:t>
       </w:r>
@@ -3171,6 +3402,7 @@
         <w:rPr>
           <w:rFonts w:hint="eastAsia"/>
           <w:i/>
+          <w:kern w:val="0"/>
           <w:vertAlign w:val="subscript"/>
         </w:rPr>
         <w:t>d</w:t>
@@ -3178,6 +3410,7 @@
       <w:r>
         <w:rPr>
           <w:i/>
+          <w:kern w:val="0"/>
           <w:vertAlign w:val="subscript"/>
         </w:rPr>
         <w:t>Pmin</w:t>
@@ -3186,12 +3419,14 @@
       <w:r>
         <w:rPr>
           <w:rFonts w:hint="eastAsia"/>
+          <w:kern w:val="0"/>
         </w:rPr>
         <w:t>と定義する</w:t>
       </w:r>
       <w:r>
         <w:rPr>
           <w:rFonts w:hint="eastAsia"/>
+          <w:kern w:val="0"/>
         </w:rPr>
         <w:t>．</w:t>
       </w:r>
@@ -3207,7 +3442,6 @@
         <w:rPr>
           <w:rFonts w:hint="eastAsia"/>
         </w:rPr>
-        <w:lastRenderedPageBreak/>
         <w:t>また，本研究では，中村ら</w:t>
       </w:r>
       <w:r>
@@ -3215,7 +3449,21 @@
           <w:rFonts w:hint="eastAsia"/>
           <w:vertAlign w:val="superscript"/>
         </w:rPr>
-        <w:t>(4)</w:t>
+        <w:t>(</w:t>
+      </w:r>
+      <w:r>
+        <w:rPr>
+          <w:rFonts w:hint="eastAsia"/>
+          <w:vertAlign w:val="superscript"/>
+        </w:rPr>
+        <w:t>4</w:t>
+      </w:r>
+      <w:r>
+        <w:rPr>
+          <w:rFonts w:hint="eastAsia"/>
+          <w:vertAlign w:val="superscript"/>
+        </w:rPr>
+        <w:t>)</w:t>
       </w:r>
       <w:r>
         <w:rPr>
@@ -3285,7 +3533,7 @@
         <w:rPr>
           <w:rFonts w:hint="eastAsia"/>
         </w:rPr>
-        <w:t>（</w:t>
+        <w:t>(</w:t>
       </w:r>
       <w:r>
         <w:rPr>
@@ -3297,7 +3545,19 @@
         <w:rPr>
           <w:rFonts w:hint="eastAsia"/>
         </w:rPr>
-        <w:t>：ガウス過程回帰）による漏えい口径</w:t>
+        <w:t>：ガウス過程回帰</w:t>
+      </w:r>
+      <w:r>
+        <w:rPr>
+          <w:rFonts w:hint="eastAsia"/>
+        </w:rPr>
+        <w:t>)</w:t>
+      </w:r>
+      <w:r>
+        <w:rPr>
+          <w:rFonts w:hint="eastAsia"/>
+        </w:rPr>
+        <w:t>による漏えい口径</w:t>
       </w:r>
       <w:r>
         <w:rPr>
@@ -3311,43 +3571,29 @@
         <w:rPr>
           <w:rFonts w:hint="eastAsia"/>
         </w:rPr>
-        <w:t>の推定について確認計算を行った．その代表例を図</w:t>
-      </w:r>
-      <w:r>
-        <w:rPr>
-          <w:rFonts w:hint="eastAsia"/>
-        </w:rPr>
+        <w:t>の推定について確認計算を行った．</w:t>
+      </w:r>
+      <w:r>
+        <w:t>その代表例を図</w:t>
+      </w:r>
+      <w:r>
         <w:t>3</w:t>
       </w:r>
       <w:r>
-        <w:rPr>
-          <w:rFonts w:hint="eastAsia"/>
-        </w:rPr>
-        <w:t>に示す．図</w:t>
-      </w:r>
-      <w:r>
-        <w:rPr>
-          <w:rFonts w:hint="eastAsia"/>
-        </w:rPr>
-        <w:t>3</w:t>
-      </w:r>
-      <w:r>
-        <w:rPr>
-          <w:rFonts w:hint="eastAsia"/>
-        </w:rPr>
-        <w:t>に示す</w:t>
-      </w:r>
-      <w:r>
-        <w:rPr>
-          <w:rFonts w:hint="eastAsia"/>
-        </w:rPr>
+        <w:t>に示す。同図の</w:t>
+      </w:r>
+      <w:r>
+        <w:lastRenderedPageBreak/>
         <w:t>Holdout</w:t>
       </w:r>
       <w:r>
-        <w:rPr>
-          <w:rFonts w:hint="eastAsia"/>
-        </w:rPr>
-        <w:t>評価では，</w:t>
+        <w:t>評価では</w:t>
+      </w:r>
+      <w:r>
+        <w:rPr>
+          <w:rFonts w:hint="eastAsia"/>
+        </w:rPr>
+        <w:t>，</w:t>
       </w:r>
       <w:r>
         <w:rPr>
@@ -3359,7 +3605,7 @@
         <w:rPr>
           <w:rFonts w:hint="eastAsia"/>
         </w:rPr>
-        <w:t>（</w:t>
+        <w:t>(</w:t>
       </w:r>
       <w:r>
         <w:rPr>
@@ -3371,7 +3617,19 @@
         <w:rPr>
           <w:rFonts w:hint="eastAsia"/>
         </w:rPr>
-        <w:t>：二乗平均平方根誤差）は</w:t>
+        <w:t>：二乗平均平方根誤差</w:t>
+      </w:r>
+      <w:r>
+        <w:rPr>
+          <w:rFonts w:hint="eastAsia"/>
+        </w:rPr>
+        <w:t>)</w:t>
+      </w:r>
+      <w:r>
+        <w:rPr>
+          <w:rFonts w:hint="eastAsia"/>
+        </w:rPr>
+        <w:t>は</w:t>
       </w:r>
       <w:r>
         <w:rPr>
@@ -3395,7 +3653,7 @@
         <w:rPr>
           <w:rFonts w:hint="eastAsia"/>
         </w:rPr>
-        <w:t>（</w:t>
+        <w:t>(</w:t>
       </w:r>
       <w:r>
         <w:rPr>
@@ -3407,7 +3665,19 @@
         <w:rPr>
           <w:rFonts w:hint="eastAsia"/>
         </w:rPr>
-        <w:t>：平均絶対誤差）は</w:t>
+        <w:t>：平均絶対誤差</w:t>
+      </w:r>
+      <w:r>
+        <w:rPr>
+          <w:rFonts w:hint="eastAsia"/>
+        </w:rPr>
+        <w:t>)</w:t>
+      </w:r>
+      <w:r>
+        <w:rPr>
+          <w:rFonts w:hint="eastAsia"/>
+        </w:rPr>
+        <w:t>は</w:t>
       </w:r>
       <w:r>
         <w:rPr>
@@ -3431,7 +3701,7 @@
         <w:rPr>
           <w:rFonts w:hint="eastAsia"/>
         </w:rPr>
-        <w:t>（</w:t>
+        <w:t>(</w:t>
       </w:r>
       <w:r>
         <w:rPr>
@@ -3443,7 +3713,19 @@
         <w:rPr>
           <w:rFonts w:hint="eastAsia"/>
         </w:rPr>
-        <w:t>：平均絶対百分率誤差）は</w:t>
+        <w:t>：平均絶対百分率誤差</w:t>
+      </w:r>
+      <w:r>
+        <w:rPr>
+          <w:rFonts w:hint="eastAsia"/>
+        </w:rPr>
+        <w:t>)</w:t>
+      </w:r>
+      <w:r>
+        <w:rPr>
+          <w:rFonts w:hint="eastAsia"/>
+        </w:rPr>
+        <w:t>は</w:t>
       </w:r>
       <w:r>
         <w:rPr>
@@ -3455,7 +3737,20 @@
         <w:rPr>
           <w:rFonts w:hint="eastAsia"/>
         </w:rPr>
-        <w:t>であり，代表例における評価点はすべて±</w:t>
+        <w:t>であり，代表例における評価点はすべて</w:t>
+      </w:r>
+    </w:p>
+    <w:p>
+      <w:pPr>
+        <w:autoSpaceDE w:val="0"/>
+        <w:autoSpaceDN w:val="0"/>
+        <w:spacing w:line="310" w:lineRule="exact"/>
+      </w:pPr>
+      <w:r>
+        <w:rPr>
+          <w:rFonts w:hint="eastAsia"/>
+        </w:rPr>
+        <w:t>±</w:t>
       </w:r>
       <w:r>
         <w:rPr>
@@ -3474,7 +3769,21 @@
           <w:rFonts w:hint="eastAsia"/>
           <w:vertAlign w:val="superscript"/>
         </w:rPr>
-        <w:t>(4)</w:t>
+        <w:t>(</w:t>
+      </w:r>
+      <w:r>
+        <w:rPr>
+          <w:rFonts w:hint="eastAsia"/>
+          <w:vertAlign w:val="superscript"/>
+        </w:rPr>
+        <w:t>4</w:t>
+      </w:r>
+      <w:r>
+        <w:rPr>
+          <w:rFonts w:hint="eastAsia"/>
+          <w:vertAlign w:val="superscript"/>
+        </w:rPr>
+        <w:t>)</w:t>
       </w:r>
       <w:r>
         <w:rPr>
@@ -3618,7 +3927,34 @@
           <w:sz w:val="24"/>
           <w:szCs w:val="36"/>
         </w:rPr>
-        <w:t>の感度評価条件</w:t>
+        <w:t>の</w:t>
+      </w:r>
+    </w:p>
+    <w:p>
+      <w:pPr>
+        <w:autoSpaceDE w:val="0"/>
+        <w:autoSpaceDN w:val="0"/>
+        <w:spacing w:line="310" w:lineRule="exact"/>
+        <w:ind w:leftChars="280" w:left="532"/>
+        <w:rPr>
+          <w:rFonts w:ascii="ＭＳ ゴシック" w:eastAsiaTheme="majorEastAsia" w:hAnsi="ＭＳ ゴシック" w:cs="`&gt;_»˛"/>
+          <w:b/>
+          <w:bCs/>
+          <w:kern w:val="0"/>
+          <w:sz w:val="24"/>
+          <w:szCs w:val="36"/>
+        </w:rPr>
+      </w:pPr>
+      <w:r>
+        <w:rPr>
+          <w:rFonts w:ascii="ＭＳ ゴシック" w:eastAsiaTheme="majorEastAsia" w:hAnsi="ＭＳ ゴシック" w:cs="`&gt;_»˛" w:hint="eastAsia"/>
+          <w:b/>
+          <w:bCs/>
+          <w:kern w:val="0"/>
+          <w:sz w:val="24"/>
+          <w:szCs w:val="36"/>
+        </w:rPr>
+        <w:t>感度評価条件</w:t>
       </w:r>
     </w:p>
     <w:p>
@@ -3667,15 +4003,15 @@
           <w:kern w:val="0"/>
           <w:szCs w:val="19"/>
         </w:rPr>
-        <w:t>は計算開始直後に発生するものとし，破断口径および破断箇所を系統的に変化させた．</w:t>
-      </w:r>
-      <w:r>
-        <w:rPr>
-          <w:rFonts w:hint="eastAsia"/>
-          <w:kern w:val="0"/>
-          <w:szCs w:val="19"/>
-        </w:rPr>
-        <w:t>破断口径は，破断口径に対する炉心過熱時間の依存性を把握しつつ，解析ケース数が過度に増加しない範囲として，</w:t>
+        <w:t>は計算開始直後に発生するものとし，破断口径および破断箇所を系統的に変化させた．破断口径は，破断口径に対する炉心過熱時間の依存性を把握しつつ，解析ケース数が過度に増加しない範囲</w:t>
+      </w:r>
+      <w:r>
+        <w:rPr>
+          <w:rFonts w:hint="eastAsia"/>
+          <w:kern w:val="0"/>
+          <w:szCs w:val="19"/>
+        </w:rPr>
+        <w:t>として，</w:t>
       </w:r>
       <w:r>
         <w:rPr>
@@ -3809,7 +4145,15 @@
           <w:kern w:val="0"/>
           <w:szCs w:val="19"/>
         </w:rPr>
-        <w:t>(0.9D</w:t>
+        <w:t>(</w:t>
+      </w:r>
+      <w:r>
+        <w:rPr>
+          <w:rFonts w:hint="eastAsia"/>
+          <w:kern w:val="0"/>
+          <w:szCs w:val="19"/>
+        </w:rPr>
+        <w:t>0.9D</w:t>
       </w:r>
       <w:r>
         <w:rPr>
@@ -3825,7 +4169,15 @@
           <w:kern w:val="0"/>
           <w:szCs w:val="19"/>
         </w:rPr>
-        <w:t>1.1D)</w:t>
+        <w:t>1.1D</w:t>
+      </w:r>
+      <w:r>
+        <w:rPr>
+          <w:rFonts w:hint="eastAsia"/>
+          <w:kern w:val="0"/>
+          <w:szCs w:val="19"/>
+        </w:rPr>
+        <w:t>)</w:t>
       </w:r>
       <w:r>
         <w:rPr>
@@ -4258,7 +4610,6 @@
     <w:p>
       <w:pPr>
         <w:pStyle w:val="aff"/>
-        <w:jc w:val="center"/>
       </w:pPr>
       <w:r>
         <w:rPr>
@@ -4270,7 +4621,7 @@
         <w:rPr>
           <w:rFonts w:hint="eastAsia"/>
         </w:rPr>
-        <w:t xml:space="preserve"> 2</w:t>
+        <w:t>2</w:t>
       </w:r>
       <w:r>
         <w:rPr>
@@ -4413,7 +4764,6 @@
     <w:p>
       <w:pPr>
         <w:pStyle w:val="aff"/>
-        <w:jc w:val="center"/>
       </w:pPr>
       <w:r>
         <w:rPr>
@@ -4425,7 +4775,7 @@
         <w:rPr>
           <w:rFonts w:hint="eastAsia"/>
         </w:rPr>
-        <w:t xml:space="preserve"> 3</w:t>
+        <w:t>3</w:t>
       </w:r>
       <w:r>
         <w:rPr>
@@ -4453,13 +4803,7 @@
         <w:t>の推定結果</w:t>
       </w:r>
     </w:p>
-    <w:p>
-      <w:pPr>
-        <w:autoSpaceDE w:val="0"/>
-        <w:autoSpaceDN w:val="0"/>
-        <w:ind w:firstLineChars="100" w:firstLine="190"/>
-      </w:pPr>
-    </w:p>
+    <w:p/>
     <w:p>
       <w:pPr>
         <w:autoSpaceDE w:val="0"/>
@@ -4471,10 +4815,10 @@
           <w:noProof/>
         </w:rPr>
         <w:drawing>
-          <wp:inline distT="0" distB="0" distL="0" distR="0" wp14:anchorId="63AE0F36" wp14:editId="3B81CAF9">
-            <wp:extent cx="5904000" cy="2306520"/>
-            <wp:effectExtent l="0" t="0" r="1905" b="0"/>
-            <wp:docPr id="1042665775" name="図 10"/>
+          <wp:inline distT="0" distB="0" distL="0" distR="0" wp14:anchorId="1C8B9CDF" wp14:editId="21BB25B8">
+            <wp:extent cx="6120130" cy="2392045"/>
+            <wp:effectExtent l="0" t="0" r="0" b="0"/>
+            <wp:docPr id="408180722" name="図 10"/>
             <wp:cNvGraphicFramePr>
               <a:graphicFrameLocks xmlns:a="http://schemas.openxmlformats.org/drawingml/2006/main" noChangeAspect="1"/>
             </wp:cNvGraphicFramePr>
@@ -4482,36 +4826,23 @@
               <a:graphicData uri="http://schemas.openxmlformats.org/drawingml/2006/picture">
                 <pic:pic xmlns:pic="http://schemas.openxmlformats.org/drawingml/2006/picture">
                   <pic:nvPicPr>
-                    <pic:cNvPr id="0" name="Picture 2"/>
-                    <pic:cNvPicPr>
-                      <a:picLocks noChangeAspect="1" noChangeArrowheads="1"/>
-                    </pic:cNvPicPr>
+                    <pic:cNvPr id="408180722" name="図 408180722"/>
+                    <pic:cNvPicPr/>
                   </pic:nvPicPr>
                   <pic:blipFill>
-                    <a:blip r:embed="rId14" cstate="print">
-                      <a:extLst>
-                        <a:ext uri="{28A0092B-C50C-407E-A947-70E740481C1C}">
-                          <a14:useLocalDpi xmlns:a14="http://schemas.microsoft.com/office/drawing/2010/main" val="0"/>
-                        </a:ext>
-                      </a:extLst>
-                    </a:blip>
-                    <a:srcRect/>
+                    <a:blip r:embed="rId14"/>
                     <a:stretch>
                       <a:fillRect/>
                     </a:stretch>
                   </pic:blipFill>
-                  <pic:spPr bwMode="auto">
+                  <pic:spPr>
                     <a:xfrm>
                       <a:off x="0" y="0"/>
-                      <a:ext cx="5904000" cy="2306520"/>
+                      <a:ext cx="6120130" cy="2392045"/>
                     </a:xfrm>
                     <a:prstGeom prst="rect">
                       <a:avLst/>
                     </a:prstGeom>
-                    <a:noFill/>
-                    <a:ln>
-                      <a:noFill/>
-                    </a:ln>
                   </pic:spPr>
                 </pic:pic>
               </a:graphicData>
@@ -4523,7 +4854,6 @@
     <w:p>
       <w:pPr>
         <w:pStyle w:val="aff"/>
-        <w:jc w:val="center"/>
       </w:pPr>
       <w:r>
         <w:rPr>
@@ -4535,7 +4865,7 @@
         <w:rPr>
           <w:rFonts w:hint="eastAsia"/>
         </w:rPr>
-        <w:t xml:space="preserve"> 4</w:t>
+        <w:t>4</w:t>
       </w:r>
       <w:r>
         <w:rPr>
@@ -4610,7 +4940,16 @@
           <w:bCs/>
           <w:sz w:val="24"/>
         </w:rPr>
-        <w:t>破断口径推定誤差(</w:t>
+        <w:t>破断口径推定誤差</w:t>
+      </w:r>
+      <w:r>
+        <w:rPr>
+          <w:rFonts w:asciiTheme="majorEastAsia" w:eastAsiaTheme="majorEastAsia" w:hAnsiTheme="majorEastAsia"/>
+          <w:b/>
+          <w:bCs/>
+          <w:sz w:val="24"/>
+        </w:rPr>
+        <w:t>(</w:t>
       </w:r>
       <w:r>
         <w:rPr>
@@ -4628,7 +4967,16 @@
           <w:bCs/>
           <w:sz w:val="24"/>
         </w:rPr>
-        <w:t>)が炉心過熱時間に与える影響</w:t>
+        <w:t>)</w:t>
+      </w:r>
+      <w:r>
+        <w:rPr>
+          <w:rFonts w:asciiTheme="majorEastAsia" w:eastAsiaTheme="majorEastAsia" w:hAnsiTheme="majorEastAsia"/>
+          <w:b/>
+          <w:bCs/>
+          <w:sz w:val="24"/>
+        </w:rPr>
+        <w:t>が炉心過熱時間に与える影響</w:t>
       </w:r>
     </w:p>
     <w:p/>
@@ -4778,7 +5126,6 @@
       </w:r>
       <w:r>
         <w:rPr>
-          <w:rFonts w:hint="eastAsia"/>
           <w:kern w:val="0"/>
           <w:szCs w:val="19"/>
         </w:rPr>
@@ -4786,15 +5133,51 @@
       </w:r>
       <w:r>
         <w:rPr>
-          <w:rFonts w:hint="eastAsia"/>
-          <w:kern w:val="0"/>
-          <w:szCs w:val="19"/>
-        </w:rPr>
-        <w:t>圧力の時間変化では，破断口径ごとに計算時間が異なっている．これは，本検討において炉心過熱時間の評価に着目し，各ケースの解析時間を</w:t>
-      </w:r>
-      <w:r>
-        <w:rPr>
-          <w:rFonts w:hint="eastAsia"/>
+          <w:kern w:val="0"/>
+          <w:szCs w:val="19"/>
+        </w:rPr>
+        <w:t>圧力の時間変化において</w:t>
+      </w:r>
+      <w:r>
+        <w:rPr>
+          <w:rFonts w:hint="eastAsia"/>
+          <w:kern w:val="0"/>
+          <w:szCs w:val="19"/>
+        </w:rPr>
+        <w:t>，</w:t>
+      </w:r>
+      <w:r>
+        <w:rPr>
+          <w:kern w:val="0"/>
+          <w:szCs w:val="19"/>
+        </w:rPr>
+        <w:t>破断口径ごとに計算時間が異なるのは</w:t>
+      </w:r>
+      <w:r>
+        <w:rPr>
+          <w:rFonts w:hint="eastAsia"/>
+          <w:kern w:val="0"/>
+          <w:szCs w:val="19"/>
+        </w:rPr>
+        <w:t>，</w:t>
+      </w:r>
+      <w:r>
+        <w:rPr>
+          <w:kern w:val="0"/>
+          <w:szCs w:val="19"/>
+        </w:rPr>
+        <w:t>各ケースの解析時間を</w:t>
+      </w:r>
+      <w:r>
+        <w:rPr>
+          <w:rFonts w:hint="eastAsia"/>
+          <w:kern w:val="0"/>
+          <w:szCs w:val="19"/>
+        </w:rPr>
+        <w:t>「</w:t>
+      </w:r>
+      <w:r>
+        <w:rPr>
           <w:kern w:val="0"/>
           <w:szCs w:val="19"/>
         </w:rPr>
@@ -4802,31 +5185,13 @@
       </w:r>
       <w:r>
         <w:rPr>
-          <w:rFonts w:hint="eastAsia"/>
-          <w:kern w:val="0"/>
-          <w:szCs w:val="19"/>
-        </w:rPr>
-        <w:t>発生から炉心過熱</w:t>
-      </w:r>
-      <w:r>
-        <w:rPr>
-          <w:rFonts w:hint="eastAsia"/>
-          <w:kern w:val="0"/>
-          <w:szCs w:val="19"/>
-        </w:rPr>
-        <w:t>時間に到達した</w:t>
-      </w:r>
-      <w:r>
-        <w:rPr>
-          <w:rFonts w:hint="eastAsia"/>
-          <w:kern w:val="0"/>
-          <w:szCs w:val="19"/>
-        </w:rPr>
-        <w:t>後</w:t>
-      </w:r>
-      <w:r>
-        <w:rPr>
-          <w:rFonts w:hint="eastAsia"/>
+          <w:kern w:val="0"/>
+          <w:szCs w:val="19"/>
+        </w:rPr>
+        <w:t>発生から炉心過熱時間到達の</w:t>
+      </w:r>
+      <w:r>
+        <w:rPr>
           <w:kern w:val="0"/>
           <w:szCs w:val="19"/>
         </w:rPr>
@@ -4834,19 +5199,33 @@
       </w:r>
       <w:r>
         <w:rPr>
-          <w:rFonts w:hint="eastAsia"/>
-          <w:kern w:val="0"/>
-          <w:szCs w:val="19"/>
-        </w:rPr>
-        <w:t>分までと設定したためである．したがって，炉心</w:t>
-      </w:r>
-      <w:r>
-        <w:rPr>
-          <w:rFonts w:hint="eastAsia"/>
-          <w:kern w:val="0"/>
-          <w:szCs w:val="19"/>
-        </w:rPr>
-        <w:t>過熱</w:t>
+          <w:kern w:val="0"/>
+          <w:szCs w:val="19"/>
+        </w:rPr>
+        <w:t>分後まで</w:t>
+      </w:r>
+      <w:r>
+        <w:rPr>
+          <w:rFonts w:hint="eastAsia"/>
+          <w:kern w:val="0"/>
+          <w:szCs w:val="19"/>
+        </w:rPr>
+        <w:t>」</w:t>
+      </w:r>
+      <w:r>
+        <w:rPr>
+          <w:kern w:val="0"/>
+          <w:szCs w:val="19"/>
+        </w:rPr>
+        <w:t>と設定したためである</w:t>
+      </w:r>
+      <w:r>
+        <w:rPr>
+          <w:rFonts w:hint="eastAsia"/>
+          <w:kern w:val="0"/>
+          <w:szCs w:val="19"/>
+        </w:rPr>
+        <w:t>．したがって，炉心過熱</w:t>
       </w:r>
       <w:r>
         <w:rPr>
@@ -4894,11 +5273,10 @@
       </w:pPr>
       <w:r>
         <w:rPr>
-          <w:rFonts w:hint="eastAsia"/>
-          <w:kern w:val="0"/>
-          <w:szCs w:val="19"/>
-        </w:rPr>
-        <w:t>同様の解析条件は，クロスオーバーレグ破断およびコールドレグ破断の解析</w:t>
+          <w:kern w:val="0"/>
+          <w:szCs w:val="19"/>
+        </w:rPr>
+        <w:t>同様の解析条件を，クロスオーバーレグ破断およびコールドレグ破断の解析にも適用した</w:t>
       </w:r>
       <w:r>
         <w:rPr>
@@ -4910,7 +5288,6 @@
       </w:r>
       <w:r>
         <w:rPr>
-          <w:rFonts w:hint="eastAsia"/>
           <w:kern w:val="0"/>
           <w:szCs w:val="19"/>
         </w:rPr>
@@ -4918,23 +5295,20 @@
       </w:r>
       <w:r>
         <w:rPr>
-          <w:rFonts w:hint="eastAsia"/>
-          <w:kern w:val="0"/>
-          <w:szCs w:val="19"/>
-        </w:rPr>
-        <w:t>7,</w:t>
-      </w:r>
-      <w:r>
-        <w:rPr>
-          <w:rFonts w:hint="eastAsia"/>
-          <w:kern w:val="0"/>
-          <w:szCs w:val="19"/>
-        </w:rPr>
-        <w:t>図</w:t>
-      </w:r>
-      <w:r>
-        <w:rPr>
-          <w:rFonts w:hint="eastAsia"/>
+          <w:kern w:val="0"/>
+          <w:szCs w:val="19"/>
+        </w:rPr>
+        <w:t>7</w:t>
+      </w:r>
+      <w:r>
+        <w:rPr>
+          <w:kern w:val="0"/>
+          <w:szCs w:val="19"/>
+        </w:rPr>
+        <w:t>および図</w:t>
+      </w:r>
+      <w:r>
+        <w:rPr>
           <w:kern w:val="0"/>
           <w:szCs w:val="19"/>
         </w:rPr>
@@ -4954,7 +5328,7 @@
           <w:kern w:val="0"/>
           <w:szCs w:val="19"/>
         </w:rPr>
-        <w:t>にも適用している．</w:t>
+        <w:t>．</w:t>
       </w:r>
     </w:p>
     <w:p>
@@ -5014,7 +5388,6 @@
           <w:kern w:val="0"/>
           <w:szCs w:val="19"/>
         </w:rPr>
-        <w:lastRenderedPageBreak/>
         <w:t>例えば，破断口径</w:t>
       </w:r>
       <w:r>
@@ -5067,7 +5440,14 @@
           <w:kern w:val="0"/>
           <w:szCs w:val="19"/>
         </w:rPr>
-        <w:t>(−10%</w:t>
+        <w:t>(</w:t>
+      </w:r>
+      <w:r>
+        <w:rPr>
+          <w:kern w:val="0"/>
+          <w:szCs w:val="19"/>
+        </w:rPr>
+        <w:t>−10%</w:t>
       </w:r>
       <w:r>
         <w:rPr>
@@ -5090,7 +5470,15 @@
           <w:kern w:val="0"/>
           <w:szCs w:val="19"/>
         </w:rPr>
-        <w:t>分，＋</w:t>
+        <w:t>分，</w:t>
+      </w:r>
+      <w:r>
+        <w:rPr>
+          <w:rFonts w:hint="eastAsia"/>
+          <w:kern w:val="0"/>
+          <w:szCs w:val="19"/>
+        </w:rPr>
+        <w:t>+</w:t>
       </w:r>
       <w:r>
         <w:rPr>
@@ -5155,6 +5543,7 @@
           <w:kern w:val="0"/>
           <w:szCs w:val="19"/>
         </w:rPr>
+        <w:lastRenderedPageBreak/>
         <w:t>一方，破断口径</w:t>
       </w:r>
       <w:r>
@@ -5419,7 +5808,15 @@
           <w:kern w:val="0"/>
           <w:szCs w:val="19"/>
         </w:rPr>
-        <w:t>9)</w:t>
+        <w:t>9</w:t>
+      </w:r>
+      <w:r>
+        <w:rPr>
+          <w:rFonts w:hint="eastAsia"/>
+          <w:kern w:val="0"/>
+          <w:szCs w:val="19"/>
+        </w:rPr>
+        <w:t>)</w:t>
       </w:r>
       <w:r>
         <w:rPr>
@@ -5467,7 +5864,15 @@
           <w:kern w:val="0"/>
           <w:szCs w:val="19"/>
         </w:rPr>
-        <w:t>10)</w:t>
+        <w:t>10</w:t>
+      </w:r>
+      <w:r>
+        <w:rPr>
+          <w:rFonts w:hint="eastAsia"/>
+          <w:kern w:val="0"/>
+          <w:szCs w:val="19"/>
+        </w:rPr>
+        <w:t>)</w:t>
       </w:r>
       <w:r>
         <w:rPr>
@@ -5527,15 +5932,15 @@
           <w:kern w:val="0"/>
           <w:szCs w:val="19"/>
         </w:rPr>
-        <w:t>より，クロスオー</w:t>
-      </w:r>
-      <w:r>
-        <w:rPr>
-          <w:rFonts w:hint="eastAsia"/>
-          <w:kern w:val="0"/>
-          <w:szCs w:val="19"/>
-        </w:rPr>
-        <w:t>バーレグ破断およびコールドレグ破断の挙動は全体として類似している一方で，ホットレグ破断はこれらと異なる傾向を示すことが確認できる．</w:t>
+        <w:t>より，クロスオーバーレグ破断およびコールドレグ破断の挙動は全体</w:t>
+      </w:r>
+      <w:r>
+        <w:rPr>
+          <w:rFonts w:hint="eastAsia"/>
+          <w:kern w:val="0"/>
+          <w:szCs w:val="19"/>
+        </w:rPr>
+        <w:t>として類似している一方で，ホットレグ破断はこれらと異なる傾向を示すことが確認できる．</w:t>
       </w:r>
     </w:p>
     <w:p>
@@ -5782,7 +6187,6 @@
     <w:p>
       <w:pPr>
         <w:pStyle w:val="aff"/>
-        <w:jc w:val="center"/>
       </w:pPr>
       <w:r>
         <w:rPr>
@@ -5794,7 +6198,7 @@
         <w:rPr>
           <w:rFonts w:hint="eastAsia"/>
         </w:rPr>
-        <w:t xml:space="preserve"> 5</w:t>
+        <w:t>5</w:t>
       </w:r>
       <w:r>
         <w:rPr>
@@ -5925,7 +6329,6 @@
     <w:p>
       <w:pPr>
         <w:pStyle w:val="aff"/>
-        <w:jc w:val="center"/>
       </w:pPr>
       <w:r>
         <w:rPr>
@@ -5937,7 +6340,7 @@
         <w:rPr>
           <w:rFonts w:hint="eastAsia"/>
         </w:rPr>
-        <w:t xml:space="preserve"> 6</w:t>
+        <w:t>6</w:t>
       </w:r>
       <w:r>
         <w:rPr>
@@ -6043,7 +6446,6 @@
     <w:p>
       <w:pPr>
         <w:pStyle w:val="aff"/>
-        <w:jc w:val="center"/>
       </w:pPr>
       <w:r>
         <w:rPr>
@@ -6055,7 +6457,7 @@
         <w:rPr>
           <w:rFonts w:hint="eastAsia"/>
         </w:rPr>
-        <w:t xml:space="preserve"> 7</w:t>
+        <w:t>7</w:t>
       </w:r>
       <w:r>
         <w:rPr>
@@ -6186,7 +6588,6 @@
     <w:p>
       <w:pPr>
         <w:pStyle w:val="aff"/>
-        <w:jc w:val="center"/>
       </w:pPr>
       <w:r>
         <w:rPr>
@@ -6198,7 +6599,7 @@
         <w:rPr>
           <w:rFonts w:hint="eastAsia"/>
         </w:rPr>
-        <w:t xml:space="preserve"> 8</w:t>
+        <w:t>8</w:t>
       </w:r>
       <w:r>
         <w:rPr>
@@ -6304,7 +6705,6 @@
     <w:p>
       <w:pPr>
         <w:pStyle w:val="aff"/>
-        <w:jc w:val="center"/>
       </w:pPr>
       <w:r>
         <w:rPr>
@@ -6316,7 +6716,7 @@
         <w:rPr>
           <w:rFonts w:hint="eastAsia"/>
         </w:rPr>
-        <w:t xml:space="preserve"> 9</w:t>
+        <w:t>9</w:t>
       </w:r>
       <w:r>
         <w:rPr>
@@ -6453,7 +6853,6 @@
     <w:p>
       <w:pPr>
         <w:pStyle w:val="aff"/>
-        <w:jc w:val="center"/>
       </w:pPr>
       <w:r>
         <w:rPr>
@@ -6465,7 +6864,7 @@
         <w:rPr>
           <w:rFonts w:hint="eastAsia"/>
         </w:rPr>
-        <w:t xml:space="preserve"> 10</w:t>
+        <w:t>10</w:t>
       </w:r>
       <w:r>
         <w:rPr>
@@ -6567,7 +6966,6 @@
     <w:p>
       <w:pPr>
         <w:pStyle w:val="aff"/>
-        <w:jc w:val="center"/>
       </w:pPr>
       <w:r>
         <w:rPr>
@@ -6579,7 +6977,7 @@
         <w:rPr>
           <w:rFonts w:hint="eastAsia"/>
         </w:rPr>
-        <w:t xml:space="preserve"> 11</w:t>
+        <w:t>11</w:t>
       </w:r>
       <w:r>
         <w:rPr>
@@ -6591,7 +6989,13 @@
         <w:rPr>
           <w:rFonts w:hint="eastAsia"/>
         </w:rPr>
-        <w:t>(3</w:t>
+        <w:t>(</w:t>
+      </w:r>
+      <w:r>
+        <w:rPr>
+          <w:rFonts w:hint="eastAsia"/>
+        </w:rPr>
+        <w:t>3</w:t>
       </w:r>
       <w:r>
         <w:rPr>
@@ -6670,7 +7074,6 @@
     <w:p>
       <w:pPr>
         <w:pStyle w:val="aff"/>
-        <w:jc w:val="center"/>
       </w:pPr>
       <w:r>
         <w:rPr>
@@ -6682,7 +7085,7 @@
         <w:rPr>
           <w:rFonts w:hint="eastAsia"/>
         </w:rPr>
-        <w:t xml:space="preserve"> 12</w:t>
+        <w:t>12</w:t>
       </w:r>
       <w:r>
         <w:rPr>
@@ -6694,7 +7097,13 @@
         <w:rPr>
           <w:rFonts w:hint="eastAsia"/>
         </w:rPr>
-        <w:t>(3</w:t>
+        <w:t>(</w:t>
+      </w:r>
+      <w:r>
+        <w:rPr>
+          <w:rFonts w:hint="eastAsia"/>
+        </w:rPr>
+        <w:t>3</w:t>
       </w:r>
       <w:r>
         <w:rPr>
@@ -6869,7 +7278,14 @@
           <w:rFonts w:hint="eastAsia"/>
           <w:szCs w:val="19"/>
         </w:rPr>
-        <w:t>10%)</w:t>
+        <w:t>10%</w:t>
+      </w:r>
+      <w:r>
+        <w:rPr>
+          <w:rFonts w:hint="eastAsia"/>
+          <w:szCs w:val="19"/>
+        </w:rPr>
+        <w:t>)</w:t>
       </w:r>
       <w:r>
         <w:rPr>
@@ -7429,7 +7845,6 @@
     <w:p>
       <w:pPr>
         <w:pStyle w:val="aff"/>
-        <w:jc w:val="center"/>
       </w:pPr>
       <w:r>
         <w:rPr>
@@ -7441,7 +7856,7 @@
         <w:rPr>
           <w:rFonts w:hint="eastAsia"/>
         </w:rPr>
-        <w:t xml:space="preserve"> 13</w:t>
+        <w:t>13</w:t>
       </w:r>
       <w:r>
         <w:rPr>
@@ -7571,7 +7986,6 @@
     <w:p>
       <w:pPr>
         <w:pStyle w:val="aff"/>
-        <w:jc w:val="center"/>
       </w:pPr>
       <w:r>
         <w:rPr>
@@ -7583,7 +7997,7 @@
         <w:rPr>
           <w:rFonts w:hint="eastAsia"/>
         </w:rPr>
-        <w:t xml:space="preserve"> 14</w:t>
+        <w:t>14</w:t>
       </w:r>
       <w:r>
         <w:rPr>
@@ -7690,7 +8104,6 @@
     <w:p>
       <w:pPr>
         <w:pStyle w:val="aff"/>
-        <w:jc w:val="center"/>
       </w:pPr>
       <w:r>
         <w:rPr>
@@ -7702,7 +8115,7 @@
         <w:rPr>
           <w:rFonts w:hint="eastAsia"/>
         </w:rPr>
-        <w:t xml:space="preserve"> 15</w:t>
+        <w:t>15</w:t>
       </w:r>
       <w:r>
         <w:rPr>
@@ -7832,7 +8245,6 @@
     <w:p>
       <w:pPr>
         <w:pStyle w:val="aff"/>
-        <w:jc w:val="center"/>
       </w:pPr>
       <w:r>
         <w:rPr>
@@ -7844,7 +8256,7 @@
         <w:rPr>
           <w:rFonts w:hint="eastAsia"/>
         </w:rPr>
-        <w:t xml:space="preserve"> 16</w:t>
+        <w:t>16</w:t>
       </w:r>
       <w:r>
         <w:rPr>
@@ -7951,7 +8363,6 @@
     <w:p>
       <w:pPr>
         <w:pStyle w:val="aff"/>
-        <w:jc w:val="center"/>
       </w:pPr>
       <w:r>
         <w:rPr>
@@ -7963,7 +8374,7 @@
         <w:rPr>
           <w:rFonts w:hint="eastAsia"/>
         </w:rPr>
-        <w:t xml:space="preserve"> 17</w:t>
+        <w:t>17</w:t>
       </w:r>
       <w:r>
         <w:rPr>
@@ -8093,7 +8504,6 @@
     <w:p>
       <w:pPr>
         <w:pStyle w:val="aff"/>
-        <w:jc w:val="center"/>
       </w:pPr>
       <w:r>
         <w:rPr>
@@ -8105,7 +8515,7 @@
         <w:rPr>
           <w:rFonts w:hint="eastAsia"/>
         </w:rPr>
-        <w:t xml:space="preserve"> 18</w:t>
+        <w:t>18</w:t>
       </w:r>
       <w:r>
         <w:rPr>
@@ -8208,7 +8618,6 @@
     <w:p>
       <w:pPr>
         <w:pStyle w:val="aff"/>
-        <w:jc w:val="center"/>
       </w:pPr>
       <w:r>
         <w:rPr>
@@ -8220,7 +8629,7 @@
         <w:rPr>
           <w:rFonts w:hint="eastAsia"/>
         </w:rPr>
-        <w:t xml:space="preserve"> 19</w:t>
+        <w:t>19</w:t>
       </w:r>
       <w:r>
         <w:rPr>
@@ -8232,7 +8641,13 @@
         <w:rPr>
           <w:rFonts w:hint="eastAsia"/>
         </w:rPr>
-        <w:t>(4</w:t>
+        <w:t>(</w:t>
+      </w:r>
+      <w:r>
+        <w:rPr>
+          <w:rFonts w:hint="eastAsia"/>
+        </w:rPr>
+        <w:t>4</w:t>
       </w:r>
       <w:r>
         <w:rPr>
@@ -8310,7 +8725,6 @@
     <w:p>
       <w:pPr>
         <w:pStyle w:val="aff"/>
-        <w:jc w:val="center"/>
       </w:pPr>
       <w:r>
         <w:rPr>
@@ -8322,7 +8736,7 @@
         <w:rPr>
           <w:rFonts w:hint="eastAsia"/>
         </w:rPr>
-        <w:t xml:space="preserve"> 20</w:t>
+        <w:t>20</w:t>
       </w:r>
       <w:r>
         <w:rPr>
@@ -8334,7 +8748,13 @@
         <w:rPr>
           <w:rFonts w:hint="eastAsia"/>
         </w:rPr>
-        <w:t>(4</w:t>
+        <w:t>(</w:t>
+      </w:r>
+      <w:r>
+        <w:rPr>
+          <w:rFonts w:hint="eastAsia"/>
+        </w:rPr>
+        <w:t>4</w:t>
       </w:r>
       <w:r>
         <w:rPr>
@@ -8451,40 +8871,22 @@
         <w:ind w:firstLineChars="100" w:firstLine="190"/>
       </w:pPr>
       <w:r>
-        <w:rPr>
-          <w:rFonts w:hint="eastAsia"/>
-        </w:rPr>
-        <w:t>破断口径が大きいほど炉心過熱時間は短くなる，という単純な傾向だけでは説明できず，破断口径推定誤差（±</w:t>
-      </w:r>
-      <w:r>
-        <w:rPr>
-          <w:rFonts w:hint="eastAsia"/>
-        </w:rPr>
-        <w:t>10%</w:t>
-      </w:r>
-      <w:r>
-        <w:rPr>
-          <w:rFonts w:hint="eastAsia"/>
-        </w:rPr>
-        <w:t>）の影響は小破断から中破断規模の領域で特に大きいことが分かった．本研究で対象とした条件では，この領域において破断口径推定誤差に起因する</w:t>
-      </w:r>
-      <w:r>
-        <w:rPr>
-          <w:rFonts w:hint="eastAsia"/>
-        </w:rPr>
-        <w:t>炉心過熱時間差は最大で約</w:t>
-      </w:r>
-      <w:r>
-        <w:rPr>
-          <w:rFonts w:hint="eastAsia"/>
-        </w:rPr>
+        <w:t>破断口径が大きいほど炉心過熱時間が短くなるという単純な傾向だけでは説明できず，小破断から中破断規模の領域では，破断口径推定誤差</w:t>
+      </w:r>
+      <w:r>
+        <w:t>(±10%)</w:t>
+      </w:r>
+      <w:r>
+        <w:t>の影響が特に大きいことを確認した．</w:t>
+      </w:r>
+      <w:r>
+        <w:t>本検討条件では，この領域で炉心過熱時間差は最大約</w:t>
+      </w:r>
+      <w:r>
         <w:t>2</w:t>
       </w:r>
       <w:r>
-        <w:rPr>
-          <w:rFonts w:hint="eastAsia"/>
-        </w:rPr>
-        <w:t>時間程度に達し得る．</w:t>
+        <w:t>時間に達し得る．</w:t>
       </w:r>
     </w:p>
     <w:p>
@@ -8514,20 +8916,26 @@
         <w:rPr>
           <w:rFonts w:hint="eastAsia"/>
         </w:rPr>
-        <w:t>10%)</w:t>
-      </w:r>
-      <w:r>
-        <w:rPr>
-          <w:rFonts w:hint="eastAsia"/>
-        </w:rPr>
-        <w:t>による影響を上回る．一方で，実務的な事象進展予測では，炉心過熱時間を過小評価することを避ける観点から，本検討条件で小</w:t>
+        <w:t>10%</w:t>
+      </w:r>
+      <w:r>
+        <w:rPr>
+          <w:rFonts w:hint="eastAsia"/>
+        </w:rPr>
+        <w:t>)</w:t>
+      </w:r>
+      <w:r>
+        <w:rPr>
+          <w:rFonts w:hint="eastAsia"/>
+        </w:rPr>
+        <w:t>による影響を上回る．一方で，実務的な事象進展予測では，炉心過熱時間を過小評価することを避ける観点から，本検討条件で小破断領域を中心に炉心過熱時間を短く評価する傾向</w:t>
       </w:r>
       <w:r>
         <w:rPr>
           <w:rFonts w:hint="eastAsia"/>
         </w:rPr>
         <w:lastRenderedPageBreak/>
-        <w:t>破断領域を中心に炉心過熱時間を短く評価する傾向が見られたホットレグ破断を保守側の代表条件として扱い，アキュムレータの作動挙動を注視することが，意思決定上のリスク低減に有効となり得る．</w:t>
+        <w:t>が見られたホットレグ破断を保守側の代表条件として扱い，アキュムレータの作動挙動を注視することが，意思決定上のリスク低減に有効となり得る．</w:t>
       </w:r>
     </w:p>
     <w:p>
@@ -8539,7 +8947,25 @@
         <w:rPr>
           <w:rFonts w:hint="eastAsia"/>
         </w:rPr>
-        <w:t>すなわち，本研究の結果は，破断口径や破断箇所に不確かさが残る状況では，単一の推定条件に基づく予測だけでなく，炉心過熱時間を短く評価する側の条件も併せて確認することが重要であることを示している．また，破断箇所を単一に決め打ちするのではなく，複数の破断箇所候補に対して事象進展予測を並行して行い，最も可能性の高い条件と保守側の条件を併せて提示することで，破断箇所の不確かさを考慮した意思決定支援につなげられる可能性がある．</w:t>
+        <w:t>すなわち，本研究の結果は，破断口径や破断箇所に不確かさが残る状況では，単一の推定条件に基づく予測だけでなく，炉心過熱時間を短く評価する側の条件も併せて確認することが重要であることを示している．</w:t>
+      </w:r>
+      <w:r>
+        <w:t>また，破断箇所を単一に決め打ちするのではなく，複数の破断箇所候補に対して事象進展予測を並行して行うことが有効である</w:t>
+      </w:r>
+      <w:r>
+        <w:rPr>
+          <w:rFonts w:hint="eastAsia"/>
+        </w:rPr>
+        <w:t>．</w:t>
+      </w:r>
+      <w:r>
+        <w:t>そのうえで，最も可能性の高い条件と保守側の条件を併せて提示することで，破断箇所の不確かさを考慮した意思決定支援につなげられる可能性がある</w:t>
+      </w:r>
+      <w:r>
+        <w:rPr>
+          <w:rFonts w:hint="eastAsia"/>
+        </w:rPr>
+        <w:t>．</w:t>
       </w:r>
     </w:p>
     <w:p>
@@ -8712,7 +9138,6 @@
       </w:pPr>
       <w:r>
         <w:rPr>
-          <w:rFonts w:hint="eastAsia"/>
           <w:kern w:val="0"/>
           <w:szCs w:val="19"/>
         </w:rPr>
@@ -8720,35 +9145,25 @@
       </w:r>
       <w:r>
         <w:rPr>
-          <w:rFonts w:hint="eastAsia"/>
-          <w:kern w:val="0"/>
-          <w:szCs w:val="19"/>
-        </w:rPr>
-        <w:t>(</w:t>
-      </w:r>
-      <w:r>
-        <w:rPr>
-          <w:rFonts w:hint="eastAsia"/>
-          <w:kern w:val="0"/>
-          <w:szCs w:val="19"/>
-        </w:rPr>
-        <w:t>±</w:t>
-      </w:r>
-      <w:r>
-        <w:rPr>
-          <w:rFonts w:hint="eastAsia"/>
-          <w:kern w:val="0"/>
-          <w:szCs w:val="19"/>
-        </w:rPr>
-        <w:t>10%)</w:t>
-      </w:r>
-      <w:r>
-        <w:rPr>
-          <w:rFonts w:hint="eastAsia"/>
-          <w:kern w:val="0"/>
-          <w:szCs w:val="19"/>
-        </w:rPr>
-        <w:t>が炉心過熱時間に与える影響については，破断口径の大きさに一様ではなく，小破断から中破断規模の領域において影響が大きくなることを確認した．また，破断箇所の違いが炉心過熱時間に与える影響は，条件によっては破断口径推定誤差の影響を上回り，数時間規模の差が生じ得ることが明らかとなった．この結果は，炉心過熱時間が破断口径および破断箇所に対して非線形に応答し，</w:t>
+          <w:kern w:val="0"/>
+          <w:szCs w:val="19"/>
+        </w:rPr>
+        <w:t>(±10%)</w:t>
+      </w:r>
+      <w:r>
+        <w:rPr>
+          <w:kern w:val="0"/>
+          <w:szCs w:val="19"/>
+        </w:rPr>
+        <w:t>が炉心過熱時間に与える影響については，破断口径が大きいほど炉心過熱時間が短くなるという単純な傾向だけでは説明できず，小破断から中破断規模の領域で特に大きくなることを確認した．</w:t>
+      </w:r>
+      <w:r>
+        <w:rPr>
+          <w:rFonts w:hint="eastAsia"/>
+          <w:kern w:val="0"/>
+          <w:szCs w:val="19"/>
+        </w:rPr>
+        <w:t>また，破断箇所の違いが炉心過熱時間に与える影響は，条件によっては破断口径推定誤差の影響を上回り，数時間規模の差が生じ得ることが明らかとなった．この結果は，炉心過熱時間が破断口径および破断箇所に対して非線形に応答し，</w:t>
       </w:r>
       <w:r>
         <w:rPr>
@@ -8764,7 +9179,15 @@
           <w:kern w:val="0"/>
           <w:szCs w:val="19"/>
         </w:rPr>
-        <w:t>圧力低下挙動や安全系作動タイミングが事象進展に大きく関与していることを示唆している．</w:t>
+        <w:t>圧力低下挙動や安全系作動タイミングが事象進展に大きく関与し</w:t>
+      </w:r>
+      <w:r>
+        <w:rPr>
+          <w:rFonts w:hint="eastAsia"/>
+          <w:kern w:val="0"/>
+          <w:szCs w:val="19"/>
+        </w:rPr>
+        <w:t>ていることを示唆している．</w:t>
       </w:r>
     </w:p>
     <w:p>
@@ -9098,7 +9521,30 @@
           <w:kern w:val="0"/>
           <w:szCs w:val="19"/>
         </w:rPr>
-        <w:t>第３部</w:t>
+        <w:t>第</w:t>
+      </w:r>
+      <w:r>
+        <w:rPr>
+          <w:rFonts w:hint="eastAsia"/>
+          <w:kern w:val="0"/>
+          <w:szCs w:val="19"/>
+        </w:rPr>
+        <w:t>3</w:t>
+      </w:r>
+      <w:r>
+        <w:rPr>
+          <w:kern w:val="0"/>
+          <w:szCs w:val="19"/>
+        </w:rPr>
+        <w:t>部</w:t>
+      </w:r>
+      <w:r>
+        <w:rPr>
+          <w:rFonts w:hint="eastAsia"/>
+          <w:kern w:val="0"/>
+          <w:szCs w:val="19"/>
+        </w:rPr>
+        <w:t xml:space="preserve"> </w:t>
       </w:r>
       <w:r>
         <w:rPr>
@@ -9439,7 +9885,7 @@
           <w:sz w:val="18"/>
           <w:szCs w:val="18"/>
         </w:rPr>
-        <w:t>．</w:t>
+        <w:t>.</w:t>
       </w:r>
       <w:r>
         <w:rPr>
@@ -9457,7 +9903,7 @@
           <w:sz w:val="18"/>
           <w:szCs w:val="18"/>
         </w:rPr>
-        <w:t>，</w:t>
+        <w:t>,</w:t>
       </w:r>
       <w:r>
         <w:rPr>
@@ -9483,7 +9929,7 @@
           <w:sz w:val="18"/>
           <w:szCs w:val="18"/>
         </w:rPr>
-        <w:t>．</w:t>
+        <w:t>.</w:t>
       </w:r>
       <w:r>
         <w:rPr>
@@ -9501,7 +9947,7 @@
           <w:sz w:val="18"/>
           <w:szCs w:val="18"/>
         </w:rPr>
-        <w:t>，</w:t>
+        <w:t>,</w:t>
       </w:r>
       <w:r>
         <w:rPr>
@@ -11529,7 +11975,6 @@
   <w:style w:type="character" w:default="1" w:styleId="a2">
     <w:name w:val="Default Paragraph Font"/>
     <w:uiPriority w:val="1"/>
-    <w:semiHidden/>
     <w:unhideWhenUsed/>
   </w:style>
   <w:style w:type="table" w:default="1" w:styleId="a3">
@@ -12162,7 +12607,11 @@
     <w:uiPriority w:val="35"/>
     <w:unhideWhenUsed/>
     <w:qFormat/>
-    <w:rsid w:val="0094145A"/>
+    <w:rsid w:val="00DE5F44"/>
+    <w:pPr>
+      <w:spacing w:line="310" w:lineRule="exact"/>
+      <w:jc w:val="center"/>
+    </w:pPr>
     <w:rPr>
       <w:bCs/>
       <w:szCs w:val="21"/>
